--- a/klagomål/A 21326-2026 FSC-klagomål.docx
+++ b/klagomål/A 21326-2026 FSC-klagomål.docx
@@ -1378,7 +1378,7 @@
     <w:r>
       <w:tab/>
       <w:tab/>
-      <w:t>2026-06-15</w:t>
+      <w:t>2026-06-16</w:t>
       <w:br/>
       <w:br/>
     </w:r>

--- a/klagomål/A 21326-2026 FSC-klagomål.docx
+++ b/klagomål/A 21326-2026 FSC-klagomål.docx
@@ -1378,7 +1378,7 @@
     <w:r>
       <w:tab/>
       <w:tab/>
-      <w:t>2026-06-16</w:t>
+      <w:t>2026-06-17</w:t>
       <w:br/>
       <w:br/>
     </w:r>

--- a/klagomål/A 21326-2026 FSC-klagomål.docx
+++ b/klagomål/A 21326-2026 FSC-klagomål.docx
@@ -1,6 +1,6 @@
 
 <file path=word/document.xml><?xml version="1.0" encoding="utf-8"?>
-<w:document xmlns:wpc="http://schemas.microsoft.com/office/word/2010/wordprocessingCanvas" xmlns:cx="http://schemas.microsoft.com/office/drawing/2014/chartex" xmlns:cx1="http://schemas.microsoft.com/office/drawing/2015/9/8/chartex" xmlns:cx2="http://schemas.microsoft.com/office/drawing/2015/10/21/chartex" xmlns:cx3="http://schemas.microsoft.com/office/drawing/2016/5/9/chartex" xmlns:cx4="http://schemas.microsoft.com/office/drawing/2016/5/10/chartex" xmlns:cx5="http://schemas.microsoft.com/office/drawing/2016/5/11/chartex" xmlns:cx6="http://schemas.microsoft.com/office/drawing/2016/5/12/chartex" xmlns:cx7="http://schemas.microsoft.com/office/drawing/2016/5/13/chartex" xmlns:cx8="http://schemas.microsoft.com/office/drawing/2016/5/14/chartex" xmlns:mc="http://schemas.openxmlformats.org/markup-compatibility/2006" xmlns:aink="http://schemas.microsoft.com/office/drawing/2016/ink" xmlns:am3d="http://schemas.microsoft.com/office/drawing/2017/model3d" xmlns:o="urn:schemas-microsoft-com:office:office" xmlns:oel="http://schemas.microsoft.com/office/2019/extlst" xmlns:r="http://schemas.openxmlformats.org/officeDocument/2006/relationships" xmlns:m="http://schemas.openxmlformats.org/officeDocument/2006/math" xmlns:v="urn:schemas-microsoft-com:vml" xmlns:wp14="http://schemas.microsoft.com/office/word/2010/wordprocessingDrawing" xmlns:wp="http://schemas.openxmlformats.org/drawingml/2006/wordprocessingDrawing" xmlns:w10="urn:schemas-microsoft-com:office:word" xmlns:w="http://schemas.openxmlformats.org/wordprocessingml/2006/main" xmlns:w14="http://schemas.microsoft.com/office/word/2010/wordml" xmlns:w15="http://schemas.microsoft.com/office/word/2012/wordml" xmlns:w16cex="http://schemas.microsoft.com/office/word/2018/wordml/cex" xmlns:w16cid="http://schemas.microsoft.com/office/word/2016/wordml/cid" xmlns:w16="http://schemas.microsoft.com/office/word/2018/wordml" xmlns:w16sdtdh="http://schemas.microsoft.com/office/word/2020/wordml/sdtdatahash" xmlns:w16se="http://schemas.microsoft.com/office/word/2015/wordml/symex" xmlns:wpg="http://schemas.microsoft.com/office/word/2010/wordprocessingGroup" xmlns:wpi="http://schemas.microsoft.com/office/word/2010/wordprocessingInk" xmlns:wne="http://schemas.microsoft.com/office/word/2006/wordml" xmlns:wps="http://schemas.microsoft.com/office/word/2010/wordprocessingShape" mc:Ignorable="w14 w15 w16se w16cid w16 w16cex w16sdtdh wp14">
+<w:document xmlns:wpc="http://schemas.microsoft.com/office/word/2010/wordprocessingCanvas" xmlns:cx="http://schemas.microsoft.com/office/drawing/2014/chartex" xmlns:cx1="http://schemas.microsoft.com/office/drawing/2015/9/8/chartex" xmlns:cx2="http://schemas.microsoft.com/office/drawing/2015/10/21/chartex" xmlns:cx3="http://schemas.microsoft.com/office/drawing/2016/5/9/chartex" xmlns:cx4="http://schemas.microsoft.com/office/drawing/2016/5/10/chartex" xmlns:cx5="http://schemas.microsoft.com/office/drawing/2016/5/11/chartex" xmlns:cx6="http://schemas.microsoft.com/office/drawing/2016/5/12/chartex" xmlns:cx7="http://schemas.microsoft.com/office/drawing/2016/5/13/chartex" xmlns:cx8="http://schemas.microsoft.com/office/drawing/2016/5/14/chartex" xmlns:mc="http://schemas.openxmlformats.org/markup-compatibility/2006" xmlns:aink="http://schemas.microsoft.com/office/drawing/2016/ink" xmlns:am3d="http://schemas.microsoft.com/office/drawing/2017/model3d" xmlns:o="urn:schemas-microsoft-com:office:office" xmlns:oel="http://schemas.microsoft.com/office/2019/extlst" xmlns:r="http://schemas.openxmlformats.org/officeDocument/2006/relationships" xmlns:m="http://schemas.openxmlformats.org/officeDocument/2006/math" xmlns:v="urn:schemas-microsoft-com:vml" xmlns:wp14="http://schemas.microsoft.com/office/word/2010/wordprocessingDrawing" xmlns:wp="http://schemas.openxmlformats.org/drawingml/2006/wordprocessingDrawing" xmlns:w10="urn:schemas-microsoft-com:office:word" xmlns:w="http://schemas.openxmlformats.org/wordprocessingml/2006/main" xmlns:w14="http://schemas.microsoft.com/office/word/2010/wordml" xmlns:w15="http://schemas.microsoft.com/office/word/2012/wordml" xmlns:w16cex="http://schemas.microsoft.com/office/word/2018/wordml/cex" xmlns:w16cid="http://schemas.microsoft.com/office/word/2016/wordml/cid" xmlns:w16="http://schemas.microsoft.com/office/word/2018/wordml" xmlns:w16du="http://schemas.microsoft.com/office/word/2023/wordml/word16du" xmlns:w16sdtdh="http://schemas.microsoft.com/office/word/2020/wordml/sdtdatahash" xmlns:w16sdtfl="http://schemas.microsoft.com/office/word/2024/wordml/sdtformatlock" xmlns:w16se="http://schemas.microsoft.com/office/word/2015/wordml/symex" xmlns:wpg="http://schemas.microsoft.com/office/word/2010/wordprocessingGroup" xmlns:wpi="http://schemas.microsoft.com/office/word/2010/wordprocessingInk" xmlns:wne="http://schemas.microsoft.com/office/word/2006/wordml" xmlns:wps="http://schemas.microsoft.com/office/word/2010/wordprocessingShape" mc:Ignorable="w14 w15 w16se w16cid w16 w16cex w16sdtdh w16sdtfl w16du wp14">
   <w:body>
     <w:p>
       <w:r>
@@ -168,7 +168,7 @@
     </w:p>
     <w:p>
       <w:r>
-        <w:t>Detta dokument behandlar höga naturvärden i avverkningsanmälan A 21326-2026 i Åre kommun. Denna avverkningsanmälan inkom 2026-05-05 13:38:08 och omfattar 1,5 ha.</w:t>
+        <w:t>Detta dokument behandlar höga naturvärden i avverkningsanmälan A 21326-2026 i Åre kommun som inkom 2026-05-05 och omfattar 1,5 ha.</w:t>
       </w:r>
     </w:p>
     <w:p>
@@ -191,12 +191,15 @@
     </w:p>
     <w:p>
       <w:r>
-        <w:t>I avverkningsanmälan har följande 11 naturvårdsarter hittats: doftskinn (NT), gammelgransskål (NT), garnlav (NT), gränsticka (NT), lunglav (NT), tretåig hackspett (NT, §4), ullticka (NT), violmussling (NT), korallrot (S, §8), spindelblomster (S, §8) och trådticka (S). Av dessa är 8 rödlistade. För rödlistade arter har rödlistekategorin angivits inom parentes. Arter som är signalarter enligt Skogsstyrelsen har markerats med (S). För fridlysta arter anges även paragrafen i Artskyddsförordningen som arten är fridlyst enligt.</w:t>
+        <w:t>I och inom 7 meter från avverkningsanmälan har följande 12 naturvårdsarter hittats: garnlav (VU, T), gränsticka (VU, T), doftskinn (NT, T), gammelgransskål (NT, T), knottrig blåslav (NT, T), lunglav (NT, T), tretåig hackspett (NT, T, §4), ullticka (NT, T), violmussling (NT, T), korallrot (S, T, §8), spindelblomster (S, T, §8) och trådticka (S, T). Av dessa är 9 rödlistade. För rödlistade arter har rödlistekategorin angivits inom parentes. Arter som är signalarter enligt Skogsstyrelsen har markerats med (S). Typiska arter inom Natura 2000 som är kopplade till skogsekosystem har markerats med (T). För fridlysta arter anges även paragrafen i Artskyddsförordningen som arten är fridlyst enligt.</w:t>
       </w:r>
     </w:p>
     <w:p>
       <w:r>
-        <w:t>De påträffade naturvårdsarterna är ett tydligt kvitto på att detta rör sig om en skog med höga naturvärden. I Figur 1 visas en karta över det avverkningsanmälda området, där samtliga fyndplatser för naturvårdsarter som finns registrerade på Artportalen har markerats.</w:t>
+        <w:t>De påträffade naturvårdsarterna är ett tydligt kvitto på att det rör sig om en skog med höga naturvärden.</w:t>
+      </w:r>
+      <w:r>
+        <w:t xml:space="preserve"> I Figur 1 visas fyndplatser för naturvårdsarter i området, som finns registrerade på Artportalen.</w:t>
       </w:r>
     </w:p>
     <w:p>
@@ -206,7 +209,7 @@
       <w:r>
         <w:drawing>
           <wp:inline xmlns:a="http://schemas.openxmlformats.org/drawingml/2006/main" xmlns:pic="http://schemas.openxmlformats.org/drawingml/2006/picture">
-            <wp:extent cx="5486400" cy="4632542"/>
+            <wp:extent cx="5486400" cy="4482152"/>
             <wp:docPr id="1" name="Picture 1"/>
             <wp:cNvGraphicFramePr>
               <a:graphicFrameLocks noChangeAspect="1"/>
@@ -227,7 +230,7 @@
                   <pic:spPr>
                     <a:xfrm>
                       <a:off x="0" y="0"/>
-                      <a:ext cx="5486400" cy="4632542"/>
+                      <a:ext cx="5486400" cy="4482152"/>
                     </a:xfrm>
                     <a:prstGeom prst="rect"/>
                   </pic:spPr>
@@ -241,9 +244,128 @@
     <w:p>
       <w:pPr>
         <w:pStyle w:val="Caption"/>
+        <w:spacing w:after="240"/>
       </w:pPr>
       <w:r>
-        <w:t>Figur 1. Fyndplatser för naturvårdsarter i det avverkningsanmälda området (röd linje). Markörer utan svart kant är placerade på fyndplatsen. Markörer med svart kant är placerade vid sidan av fyndplatsen och har ett svart streck som visar fyndplatsens exakta position. Kartans mittpunktskoordinat är N 7001524, E 441551 i SWEREF 99 TM.</w:t>
+        <w:t>Figur 1. Fyndplatser för naturvårdsarter i och inom 7 meter från avverkningsanmälan (röd linje). Markörer utan svart kant är placerade på fyndplatsen. Markörer med svart kant är placerade vid sidan av fyndplatsen och har ett svart streck som visar fyndplatsens exakta position. Kartans mittpunktskoordinat är N 7001524, E 441551 i SWEREF 99 TM.</w:t>
+      </w:r>
+    </w:p>
+    <w:p>
+      <w:pPr>
+        <w:pStyle w:val="Heading2"/>
+      </w:pPr>
+      <w:r>
+        <w:t>Fridlysta arter</w:t>
+      </w:r>
+    </w:p>
+    <w:p>
+      <w:r>
+        <w:t>Följande fridlysta arter har sina livsmiljöer och växtplatser i den avverkningsanmälda skogen: tretåig hackspett (NT, T, §4), korallrot (S, T, §8) och spindelblomster (S, T, §8).</w:t>
+      </w:r>
+    </w:p>
+    <w:p>
+      <w:r>
+        <w:t xml:space="preserve">Observera att medlemsländerna är skyldiga att agera i enlighet med EU:s fågeldirektiv där det uttryckligen står att direktivet gäller för fåglar samt för deras ägg, bon och </w:t>
+      </w:r>
+      <w:r>
+        <w:rPr>
+          <w:b/>
+        </w:rPr>
+        <w:t xml:space="preserve">livsmiljöer </w:t>
+      </w:r>
+      <w:r>
+        <w:t>(artikel 1). Vidare att de åtgärder som vidtas inte får leda till en försämring av den nuvarande situationen beträffande bevarandet av de fågelarter som avses i artikel 1 (artikel 13). Fågeldirektivet är styrande för tillsynsansvariga myndigheters ärendehantering, ställningstaganden och beslutsfattande.</w:t>
+      </w:r>
+    </w:p>
+    <w:p>
+      <w:r>
+        <w:rPr>
+          <w:b/>
+        </w:rPr>
+        <w:t>Korallrot (§8)</w:t>
+      </w:r>
+      <w:r>
+        <w:t xml:space="preserve"> växer i sumpskogar och annan fuktig eller växelfuktig skogsmark, exempelvis i alkärr och kärrkanter, fuktiga bäckdalar, raviner, myrlaggar, sumpiga strandskogar samt i fuktiga lundar. Den visar på mer eller mindre stabila förhållanden och intakt hydrologi och är känslig för avverkning, körskador, skogsgödsling och dikning. Korallrot är typisk art för </w:t>
+      </w:r>
+      <w:r>
+        <w:rPr>
+          <w:i/>
+        </w:rPr>
+        <w:t>9080 Lövsumpskog</w:t>
+      </w:r>
+      <w:r>
+        <w:t xml:space="preserve"> och fridlyst enligt 8 § artskyddsförordningen (SLU Artdatabanken, 2024; Nitare &amp; Skogsstyrelsen, 2019).</w:t>
+      </w:r>
+    </w:p>
+    <w:p>
+      <w:r>
+        <w:rPr>
+          <w:b/>
+        </w:rPr>
+        <w:t>Spindelblomster (§8)</w:t>
+      </w:r>
+      <w:r>
+        <w:t xml:space="preserve"> växer i äldre mossrik granskog eller barrblandskog, men även i fjällbjörkskog. Arten indikerar långvarig trädkontinuitet och hög luftfuktighet och är mycket känslig för uttorkning och markskador. Spindelblomster har i många trakter minskat starkt under senare tid på grund av slutavverkningar och skogsmarksdikning. Spindelblomster är typisk art för </w:t>
+      </w:r>
+      <w:r>
+        <w:rPr>
+          <w:i/>
+        </w:rPr>
+        <w:t xml:space="preserve">9010 Taiga, 9050 Näringsrik granskog </w:t>
+      </w:r>
+      <w:r>
+        <w:t>och</w:t>
+      </w:r>
+      <w:r>
+        <w:rPr>
+          <w:i/>
+        </w:rPr>
+        <w:t xml:space="preserve"> 9040 Fjällbjörkskog</w:t>
+      </w:r>
+      <w:r>
+        <w:t xml:space="preserve"> (Nitare &amp; Skogsstyrelsen, 2019; SLU Artdatabanken, 2025).</w:t>
+      </w:r>
+    </w:p>
+    <w:p>
+      <w:r>
+        <w:rPr>
+          <w:b/>
+        </w:rPr>
+        <w:t>Tretåig hackspett (NT, §4)</w:t>
+      </w:r>
+      <w:r>
+        <w:t xml:space="preserve"> är rödlistad som nära hotad och ingår i bilaga 1 i EU:s fågeldirektiv. Tretåig hackspett är för sin överlevnad beroende av kontinuerlig tillförsel av äldre döende och död ved, som sker genom naturliga självgallringsprocesser i äldre grannaturskogar och barrblandade naturskogar. Om en skog genom skogsbruk gallras eller glesas ur så upphör och uteblir i stort sett den naturliga självgallringsprocessen för mycket lång tid framöver vilket omöjliggör upprätthållandet av den kontinuerliga ekologiska funktionen i ett område. Det finns studier som visar att naturskogens självgallringsprocess som den tretåiga hackspetten är beroende av, inte kan ersättas med efterlämnad hänsyn i skogsbruket (Imbeau &amp; Desrochers, 2002). Storleken på häckningsreviret varierar med skogstypen, förekomsten av död ved och graden av fragmentering, men är i allmänhet i storleksordningen 25–100 hektar. Vintertid krävs ofta betydligt större områden och det finns studier som antyder att arten behöver minst 100 hektar äldre skog. I områden med låg bonitet kan det behövas över 200 hektar lämpligt habitat för att ett par ska kunna reproducera sig. Områden med dokumenterad permanent förekomst i naturskogsmiljöer har vanligen så stora naturvärden att skogsbruk är olämpligt. Tretåig hackspett är typisk art för </w:t>
+      </w:r>
+      <w:r>
+        <w:rPr>
+          <w:i/>
+        </w:rPr>
+        <w:t xml:space="preserve">9010 Taiga, 9740 Skogsbevuxen myr, 9030 Landhöjningsskog </w:t>
+      </w:r>
+      <w:r>
+        <w:t xml:space="preserve">och </w:t>
+      </w:r>
+      <w:r>
+        <w:rPr>
+          <w:i/>
+        </w:rPr>
+        <w:t>9040 Fjällbjörkskog</w:t>
+      </w:r>
+      <w:r>
+        <w:t xml:space="preserve"> (Skogsstyrelsen, 2016; SLU Artdatabanken, 2024).</w:t>
+      </w:r>
+    </w:p>
+    <w:p>
+      <w:r>
+        <w:t>I BILAGA 1 finns mer detaljerad information om ekologi samt krav på livsmiljö hos fridlysta arter.</w:t>
+      </w:r>
+    </w:p>
+    <w:p>
+      <w:pPr>
+        <w:pStyle w:val="Heading2"/>
+      </w:pPr>
+      <w:r>
+        <w:t>Övriga naturvårdsarter</w:t>
       </w:r>
     </w:p>
     <w:p>
@@ -333,6 +455,37 @@
       </w:r>
       <w:r>
         <w:t xml:space="preserve"> (SLU Artdatabanken, 2026; Nitare &amp; Skogsstyrelsen, 2019).</w:t>
+      </w:r>
+    </w:p>
+    <w:p>
+      <w:r>
+        <w:rPr>
+          <w:b/>
+        </w:rPr>
+        <w:t>Knottrig blåslav (NT)</w:t>
+      </w:r>
+      <w:r>
+        <w:t xml:space="preserve"> har sin huvudutbredning i gamla granskogar i det övre barrskogsbältet mot fjällen. Den signalerar alltid höga naturvärden och växer i skogar med lång kontinuitet, mest i opåverkade naturskogsbestånd. Arten överlever inte en slutavverkning (inklusive hänsyn) och den finns idag enbart i kontinuitetsskog. Lavens fortsatta förekomst bör säkerställas genom att lokaler med äldre barrskog skyddas. Knottrig blåslav är typisk art för </w:t>
+      </w:r>
+      <w:r>
+        <w:rPr>
+          <w:i/>
+        </w:rPr>
+        <w:t xml:space="preserve">9010 Taiga </w:t>
+      </w:r>
+      <w:r>
+        <w:t>och</w:t>
+      </w:r>
+      <w:r>
+        <w:rPr>
+          <w:i/>
+        </w:rPr>
+        <w:t xml:space="preserve"> 9040 Fjällbjörkskog</w:t>
+      </w:r>
+    </w:p>
+    <w:p>
+      <w:r>
+        <w:t>(SLU Artdatabanken, 2024; Nitare &amp; Skogsstyrelsen, 2019).</w:t>
       </w:r>
     </w:p>
     <w:p>
@@ -537,116 +690,6 @@
         <w:pStyle w:val="Heading1"/>
       </w:pPr>
       <w:r>
-        <w:t>Fridlysta arter</w:t>
-      </w:r>
-    </w:p>
-    <w:p>
-      <w:r>
-        <w:t>Följande fridlysta arter har sina livsmiljöer och växtplatser i den avverkningsanmälda skogen: tretåig hackspett (NT, §4), korallrot (S, §8) och spindelblomster (S, §8).</w:t>
-      </w:r>
-    </w:p>
-    <w:p>
-      <w:r>
-        <w:t xml:space="preserve">Observera att medlemsländerna är skyldiga att agera i enlighet med EU:s fågeldirektiv där det uttryckligen står att direktivet gäller för fåglar samt för deras ägg, bon och </w:t>
-      </w:r>
-      <w:r>
-        <w:rPr>
-          <w:b/>
-        </w:rPr>
-        <w:t xml:space="preserve">livsmiljöer </w:t>
-      </w:r>
-      <w:r>
-        <w:t>(artikel 1). Vidare att de åtgärder som vidtas inte får leda till en försämring av den nuvarande situationen beträffande bevarandet av de fågelarter som avses i artikel 1 (artikel 13). Fågeldirektivet är styrande för tillsynsansvariga myndigheters ärendehantering, ställningstaganden och beslutsfattande.</w:t>
-      </w:r>
-    </w:p>
-    <w:p>
-      <w:r>
-        <w:rPr>
-          <w:b/>
-        </w:rPr>
-        <w:t>Korallrot (§8)</w:t>
-      </w:r>
-      <w:r>
-        <w:t xml:space="preserve"> växer i sumpskogar och annan fuktig eller växelfuktig skogsmark, exempelvis i alkärr och kärrkanter, fuktiga bäckdalar, raviner, myrlaggar, sumpiga strandskogar samt i fuktiga lundar. Den visar på mer eller mindre stabila förhållanden och intakt hydrologi och är känslig för avverkning, körskador, skogsgödsling och dikning. Korallrot är typisk art för </w:t>
-      </w:r>
-      <w:r>
-        <w:rPr>
-          <w:i/>
-        </w:rPr>
-        <w:t>9080 Lövsumpskog</w:t>
-      </w:r>
-      <w:r>
-        <w:t xml:space="preserve"> och fridlyst enligt 8 § artskyddsförordningen (SLU Artdatabanken, 2024; Nitare &amp; Skogsstyrelsen, 2019).</w:t>
-      </w:r>
-    </w:p>
-    <w:p>
-      <w:r>
-        <w:rPr>
-          <w:b/>
-        </w:rPr>
-        <w:t>Spindelblomster (§8)</w:t>
-      </w:r>
-      <w:r>
-        <w:t xml:space="preserve"> växer i äldre mossrik granskog eller barrblandskog, men även i fjällbjörkskog. Arten indikerar långvarig trädkontinuitet och hög luftfuktighet och är mycket känslig för uttorkning och markskador. Spindelblomster har i många trakter minskat starkt under senare tid på grund av slutavverkningar och skogsmarksdikning. Spindelblomster är typisk art för </w:t>
-      </w:r>
-      <w:r>
-        <w:rPr>
-          <w:i/>
-        </w:rPr>
-        <w:t xml:space="preserve">9010 Taiga, 9050 Näringsrik granskog </w:t>
-      </w:r>
-      <w:r>
-        <w:t>och</w:t>
-      </w:r>
-      <w:r>
-        <w:rPr>
-          <w:i/>
-        </w:rPr>
-        <w:t xml:space="preserve"> 9040 Fjällbjörkskog</w:t>
-      </w:r>
-      <w:r>
-        <w:t xml:space="preserve"> (Nitare &amp; Skogsstyrelsen, 2019; SLU Artdatabanken, 2025).</w:t>
-      </w:r>
-    </w:p>
-    <w:p>
-      <w:r>
-        <w:rPr>
-          <w:b/>
-        </w:rPr>
-        <w:t>Tretåig hackspett (NT, §4)</w:t>
-      </w:r>
-      <w:r>
-        <w:t xml:space="preserve"> är rödlistad som nära hotad och ingår i bilaga 1 i EU:s fågeldirektiv. Tretåig hackspett är för sin överlevnad beroende av kontinuerlig tillförsel av äldre döende och död ved, som sker genom naturliga självgallringsprocesser i äldre grannaturskogar och barrblandade naturskogar. Om en skog genom skogsbruk gallras eller glesas ur så upphör och uteblir i stort sett den naturliga självgallringsprocessen för mycket lång tid framöver vilket omöjliggör upprätthållandet av den kontinuerliga ekologiska funktionen i ett område. Det finns studier som visar att naturskogens självgallringsprocess som den tretåiga hackspetten är beroende av, inte kan ersättas med efterlämnad hänsyn i skogsbruket (Imbeau &amp; Desrochers, 2002). Storleken på häckningsreviret varierar med skogstypen, förekomsten av död ved och graden av fragmentering, men är i allmänhet i storleksordningen 25–100 hektar. Vintertid krävs ofta betydligt större områden och det finns studier som antyder att arten behöver minst 100 hektar äldre skog. I områden med låg bonitet kan det behövas över 200 hektar lämpligt habitat för att ett par ska kunna reproducera sig. Områden med dokumenterad permanent förekomst i naturskogsmiljöer har vanligen så stora naturvärden att skogsbruk är olämpligt. Tretåig hackspett är typisk art för </w:t>
-      </w:r>
-      <w:r>
-        <w:rPr>
-          <w:i/>
-        </w:rPr>
-        <w:t xml:space="preserve">9010 Taiga, 9740 Skogsbevuxen myr, 9030 Landhöjningsskog </w:t>
-      </w:r>
-      <w:r>
-        <w:t xml:space="preserve">och </w:t>
-      </w:r>
-      <w:r>
-        <w:rPr>
-          <w:i/>
-        </w:rPr>
-        <w:t>9040 Fjällbjörkskog</w:t>
-      </w:r>
-      <w:r>
-        <w:t xml:space="preserve"> (Skogsstyrelsen, 2016; SLU Artdatabanken, 2024).</w:t>
-      </w:r>
-    </w:p>
-    <w:p>
-      <w:r>
-        <w:t>I BILAGA 1 finns mer detaljerad information om ekologi samt krav på livsmiljö hos fridlysta arter.</w:t>
-      </w:r>
-    </w:p>
-    <w:p>
-      <w:pPr>
-        <w:pStyle w:val="Heading1"/>
-      </w:pPr>
-      <w:r>
         <w:t>Certifiering</w:t>
       </w:r>
     </w:p>
@@ -748,7 +791,7 @@
         <w:rPr>
           <w:i/>
         </w:rPr>
-        <w:t>I det avverkningsanmälda skogsområdet har 11 naturvårdsarter varav 8 rödlistade arter sina livsmiljöer och växtplatser.</w:t>
+        <w:t>I det avverkningsanmälda skogsområdet har 12 naturvårdsarter varav 9 rödlistade arter sina livsmiljöer och växtplatser.</w:t>
       </w:r>
     </w:p>
     <w:p>
@@ -1268,7 +1311,7 @@
 </file>
 
 <file path=word/endnotes.xml><?xml version="1.0" encoding="utf-8"?>
-<w:endnotes xmlns:wpc="http://schemas.microsoft.com/office/word/2010/wordprocessingCanvas" xmlns:cx="http://schemas.microsoft.com/office/drawing/2014/chartex" xmlns:cx1="http://schemas.microsoft.com/office/drawing/2015/9/8/chartex" xmlns:cx2="http://schemas.microsoft.com/office/drawing/2015/10/21/chartex" xmlns:cx3="http://schemas.microsoft.com/office/drawing/2016/5/9/chartex" xmlns:cx4="http://schemas.microsoft.com/office/drawing/2016/5/10/chartex" xmlns:cx5="http://schemas.microsoft.com/office/drawing/2016/5/11/chartex" xmlns:cx6="http://schemas.microsoft.com/office/drawing/2016/5/12/chartex" xmlns:cx7="http://schemas.microsoft.com/office/drawing/2016/5/13/chartex" xmlns:cx8="http://schemas.microsoft.com/office/drawing/2016/5/14/chartex" xmlns:mc="http://schemas.openxmlformats.org/markup-compatibility/2006" xmlns:aink="http://schemas.microsoft.com/office/drawing/2016/ink" xmlns:am3d="http://schemas.microsoft.com/office/drawing/2017/model3d" xmlns:o="urn:schemas-microsoft-com:office:office" xmlns:oel="http://schemas.microsoft.com/office/2019/extlst" xmlns:r="http://schemas.openxmlformats.org/officeDocument/2006/relationships" xmlns:m="http://schemas.openxmlformats.org/officeDocument/2006/math" xmlns:v="urn:schemas-microsoft-com:vml" xmlns:wp14="http://schemas.microsoft.com/office/word/2010/wordprocessingDrawing" xmlns:wp="http://schemas.openxmlformats.org/drawingml/2006/wordprocessingDrawing" xmlns:w10="urn:schemas-microsoft-com:office:word" xmlns:w="http://schemas.openxmlformats.org/wordprocessingml/2006/main" xmlns:w14="http://schemas.microsoft.com/office/word/2010/wordml" xmlns:w15="http://schemas.microsoft.com/office/word/2012/wordml" xmlns:w16cex="http://schemas.microsoft.com/office/word/2018/wordml/cex" xmlns:w16cid="http://schemas.microsoft.com/office/word/2016/wordml/cid" xmlns:w16="http://schemas.microsoft.com/office/word/2018/wordml" xmlns:w16sdtdh="http://schemas.microsoft.com/office/word/2020/wordml/sdtdatahash" xmlns:w16se="http://schemas.microsoft.com/office/word/2015/wordml/symex" xmlns:wpg="http://schemas.microsoft.com/office/word/2010/wordprocessingGroup" xmlns:wpi="http://schemas.microsoft.com/office/word/2010/wordprocessingInk" xmlns:wne="http://schemas.microsoft.com/office/word/2006/wordml" xmlns:wps="http://schemas.microsoft.com/office/word/2010/wordprocessingShape" mc:Ignorable="w14 w15 w16se w16cid w16 w16cex w16sdtdh wp14">
+<w:endnotes xmlns:wpc="http://schemas.microsoft.com/office/word/2010/wordprocessingCanvas" xmlns:cx="http://schemas.microsoft.com/office/drawing/2014/chartex" xmlns:cx1="http://schemas.microsoft.com/office/drawing/2015/9/8/chartex" xmlns:cx2="http://schemas.microsoft.com/office/drawing/2015/10/21/chartex" xmlns:cx3="http://schemas.microsoft.com/office/drawing/2016/5/9/chartex" xmlns:cx4="http://schemas.microsoft.com/office/drawing/2016/5/10/chartex" xmlns:cx5="http://schemas.microsoft.com/office/drawing/2016/5/11/chartex" xmlns:cx6="http://schemas.microsoft.com/office/drawing/2016/5/12/chartex" xmlns:cx7="http://schemas.microsoft.com/office/drawing/2016/5/13/chartex" xmlns:cx8="http://schemas.microsoft.com/office/drawing/2016/5/14/chartex" xmlns:mc="http://schemas.openxmlformats.org/markup-compatibility/2006" xmlns:aink="http://schemas.microsoft.com/office/drawing/2016/ink" xmlns:am3d="http://schemas.microsoft.com/office/drawing/2017/model3d" xmlns:o="urn:schemas-microsoft-com:office:office" xmlns:oel="http://schemas.microsoft.com/office/2019/extlst" xmlns:r="http://schemas.openxmlformats.org/officeDocument/2006/relationships" xmlns:m="http://schemas.openxmlformats.org/officeDocument/2006/math" xmlns:v="urn:schemas-microsoft-com:vml" xmlns:wp14="http://schemas.microsoft.com/office/word/2010/wordprocessingDrawing" xmlns:wp="http://schemas.openxmlformats.org/drawingml/2006/wordprocessingDrawing" xmlns:w10="urn:schemas-microsoft-com:office:word" xmlns:w="http://schemas.openxmlformats.org/wordprocessingml/2006/main" xmlns:w14="http://schemas.microsoft.com/office/word/2010/wordml" xmlns:w15="http://schemas.microsoft.com/office/word/2012/wordml" xmlns:w16cex="http://schemas.microsoft.com/office/word/2018/wordml/cex" xmlns:w16cid="http://schemas.microsoft.com/office/word/2016/wordml/cid" xmlns:w16="http://schemas.microsoft.com/office/word/2018/wordml" xmlns:w16du="http://schemas.microsoft.com/office/word/2023/wordml/word16du" xmlns:w16sdtdh="http://schemas.microsoft.com/office/word/2020/wordml/sdtdatahash" xmlns:w16sdtfl="http://schemas.microsoft.com/office/word/2024/wordml/sdtformatlock" xmlns:w16se="http://schemas.microsoft.com/office/word/2015/wordml/symex" xmlns:wpg="http://schemas.microsoft.com/office/word/2010/wordprocessingGroup" xmlns:wpi="http://schemas.microsoft.com/office/word/2010/wordprocessingInk" xmlns:wne="http://schemas.microsoft.com/office/word/2006/wordml" xmlns:wps="http://schemas.microsoft.com/office/word/2010/wordprocessingShape" mc:Ignorable="w14 w15 w16se w16cid w16 w16cex w16sdtdh w16sdtfl w16du wp14">
   <w:endnote w:type="separator" w:id="-1">
     <w:p>
       <w:pPr>
@@ -1293,7 +1336,7 @@
 </file>
 
 <file path=word/footer1.xml><?xml version="1.0" encoding="utf-8"?>
-<w:ftr xmlns:wpc="http://schemas.microsoft.com/office/word/2010/wordprocessingCanvas" xmlns:cx="http://schemas.microsoft.com/office/drawing/2014/chartex" xmlns:cx1="http://schemas.microsoft.com/office/drawing/2015/9/8/chartex" xmlns:cx2="http://schemas.microsoft.com/office/drawing/2015/10/21/chartex" xmlns:cx3="http://schemas.microsoft.com/office/drawing/2016/5/9/chartex" xmlns:cx4="http://schemas.microsoft.com/office/drawing/2016/5/10/chartex" xmlns:cx5="http://schemas.microsoft.com/office/drawing/2016/5/11/chartex" xmlns:cx6="http://schemas.microsoft.com/office/drawing/2016/5/12/chartex" xmlns:cx7="http://schemas.microsoft.com/office/drawing/2016/5/13/chartex" xmlns:cx8="http://schemas.microsoft.com/office/drawing/2016/5/14/chartex" xmlns:mc="http://schemas.openxmlformats.org/markup-compatibility/2006" xmlns:aink="http://schemas.microsoft.com/office/drawing/2016/ink" xmlns:am3d="http://schemas.microsoft.com/office/drawing/2017/model3d" xmlns:o="urn:schemas-microsoft-com:office:office" xmlns:oel="http://schemas.microsoft.com/office/2019/extlst" xmlns:r="http://schemas.openxmlformats.org/officeDocument/2006/relationships" xmlns:m="http://schemas.openxmlformats.org/officeDocument/2006/math" xmlns:v="urn:schemas-microsoft-com:vml" xmlns:wp14="http://schemas.microsoft.com/office/word/2010/wordprocessingDrawing" xmlns:wp="http://schemas.openxmlformats.org/drawingml/2006/wordprocessingDrawing" xmlns:w10="urn:schemas-microsoft-com:office:word" xmlns:w="http://schemas.openxmlformats.org/wordprocessingml/2006/main" xmlns:w14="http://schemas.microsoft.com/office/word/2010/wordml" xmlns:w15="http://schemas.microsoft.com/office/word/2012/wordml" xmlns:w16cex="http://schemas.microsoft.com/office/word/2018/wordml/cex" xmlns:w16cid="http://schemas.microsoft.com/office/word/2016/wordml/cid" xmlns:w16="http://schemas.microsoft.com/office/word/2018/wordml" xmlns:w16sdtdh="http://schemas.microsoft.com/office/word/2020/wordml/sdtdatahash" xmlns:w16se="http://schemas.microsoft.com/office/word/2015/wordml/symex" xmlns:wpg="http://schemas.microsoft.com/office/word/2010/wordprocessingGroup" xmlns:wpi="http://schemas.microsoft.com/office/word/2010/wordprocessingInk" xmlns:wne="http://schemas.microsoft.com/office/word/2006/wordml" xmlns:wps="http://schemas.microsoft.com/office/word/2010/wordprocessingShape" mc:Ignorable="w14 w15 w16se w16cid w16 w16cex w16sdtdh wp14">
+<w:ftr xmlns:wpc="http://schemas.microsoft.com/office/word/2010/wordprocessingCanvas" xmlns:cx="http://schemas.microsoft.com/office/drawing/2014/chartex" xmlns:cx1="http://schemas.microsoft.com/office/drawing/2015/9/8/chartex" xmlns:cx2="http://schemas.microsoft.com/office/drawing/2015/10/21/chartex" xmlns:cx3="http://schemas.microsoft.com/office/drawing/2016/5/9/chartex" xmlns:cx4="http://schemas.microsoft.com/office/drawing/2016/5/10/chartex" xmlns:cx5="http://schemas.microsoft.com/office/drawing/2016/5/11/chartex" xmlns:cx6="http://schemas.microsoft.com/office/drawing/2016/5/12/chartex" xmlns:cx7="http://schemas.microsoft.com/office/drawing/2016/5/13/chartex" xmlns:cx8="http://schemas.microsoft.com/office/drawing/2016/5/14/chartex" xmlns:mc="http://schemas.openxmlformats.org/markup-compatibility/2006" xmlns:aink="http://schemas.microsoft.com/office/drawing/2016/ink" xmlns:am3d="http://schemas.microsoft.com/office/drawing/2017/model3d" xmlns:o="urn:schemas-microsoft-com:office:office" xmlns:oel="http://schemas.microsoft.com/office/2019/extlst" xmlns:r="http://schemas.openxmlformats.org/officeDocument/2006/relationships" xmlns:m="http://schemas.openxmlformats.org/officeDocument/2006/math" xmlns:v="urn:schemas-microsoft-com:vml" xmlns:wp14="http://schemas.microsoft.com/office/word/2010/wordprocessingDrawing" xmlns:wp="http://schemas.openxmlformats.org/drawingml/2006/wordprocessingDrawing" xmlns:w10="urn:schemas-microsoft-com:office:word" xmlns:w="http://schemas.openxmlformats.org/wordprocessingml/2006/main" xmlns:w14="http://schemas.microsoft.com/office/word/2010/wordml" xmlns:w15="http://schemas.microsoft.com/office/word/2012/wordml" xmlns:w16cex="http://schemas.microsoft.com/office/word/2018/wordml/cex" xmlns:w16cid="http://schemas.microsoft.com/office/word/2016/wordml/cid" xmlns:w16="http://schemas.microsoft.com/office/word/2018/wordml" xmlns:w16du="http://schemas.microsoft.com/office/word/2023/wordml/word16du" xmlns:w16sdtdh="http://schemas.microsoft.com/office/word/2020/wordml/sdtdatahash" xmlns:w16sdtfl="http://schemas.microsoft.com/office/word/2024/wordml/sdtformatlock" xmlns:w16se="http://schemas.microsoft.com/office/word/2015/wordml/symex" xmlns:wpg="http://schemas.microsoft.com/office/word/2010/wordprocessingGroup" xmlns:wpi="http://schemas.microsoft.com/office/word/2010/wordprocessingInk" xmlns:wne="http://schemas.microsoft.com/office/word/2006/wordml" xmlns:wps="http://schemas.microsoft.com/office/word/2010/wordprocessingShape" mc:Ignorable="w14 w15 w16se w16cid w16 w16cex w16sdtdh w16sdtfl w16du wp14">
   <w:p>
     <w:pPr>
       <w:pStyle w:val="Footer"/>
@@ -1303,7 +1346,7 @@
 </file>
 
 <file path=word/footer2.xml><?xml version="1.0" encoding="utf-8"?>
-<w:ftr xmlns:wpc="http://schemas.microsoft.com/office/word/2010/wordprocessingCanvas" xmlns:cx="http://schemas.microsoft.com/office/drawing/2014/chartex" xmlns:cx1="http://schemas.microsoft.com/office/drawing/2015/9/8/chartex" xmlns:cx2="http://schemas.microsoft.com/office/drawing/2015/10/21/chartex" xmlns:cx3="http://schemas.microsoft.com/office/drawing/2016/5/9/chartex" xmlns:cx4="http://schemas.microsoft.com/office/drawing/2016/5/10/chartex" xmlns:cx5="http://schemas.microsoft.com/office/drawing/2016/5/11/chartex" xmlns:cx6="http://schemas.microsoft.com/office/drawing/2016/5/12/chartex" xmlns:cx7="http://schemas.microsoft.com/office/drawing/2016/5/13/chartex" xmlns:cx8="http://schemas.microsoft.com/office/drawing/2016/5/14/chartex" xmlns:mc="http://schemas.openxmlformats.org/markup-compatibility/2006" xmlns:aink="http://schemas.microsoft.com/office/drawing/2016/ink" xmlns:am3d="http://schemas.microsoft.com/office/drawing/2017/model3d" xmlns:o="urn:schemas-microsoft-com:office:office" xmlns:oel="http://schemas.microsoft.com/office/2019/extlst" xmlns:r="http://schemas.openxmlformats.org/officeDocument/2006/relationships" xmlns:m="http://schemas.openxmlformats.org/officeDocument/2006/math" xmlns:v="urn:schemas-microsoft-com:vml" xmlns:wp14="http://schemas.microsoft.com/office/word/2010/wordprocessingDrawing" xmlns:wp="http://schemas.openxmlformats.org/drawingml/2006/wordprocessingDrawing" xmlns:w10="urn:schemas-microsoft-com:office:word" xmlns:w="http://schemas.openxmlformats.org/wordprocessingml/2006/main" xmlns:w14="http://schemas.microsoft.com/office/word/2010/wordml" xmlns:w15="http://schemas.microsoft.com/office/word/2012/wordml" xmlns:w16cex="http://schemas.microsoft.com/office/word/2018/wordml/cex" xmlns:w16cid="http://schemas.microsoft.com/office/word/2016/wordml/cid" xmlns:w16="http://schemas.microsoft.com/office/word/2018/wordml" xmlns:w16sdtdh="http://schemas.microsoft.com/office/word/2020/wordml/sdtdatahash" xmlns:w16se="http://schemas.microsoft.com/office/word/2015/wordml/symex" xmlns:wpg="http://schemas.microsoft.com/office/word/2010/wordprocessingGroup" xmlns:wpi="http://schemas.microsoft.com/office/word/2010/wordprocessingInk" xmlns:wne="http://schemas.microsoft.com/office/word/2006/wordml" xmlns:wps="http://schemas.microsoft.com/office/word/2010/wordprocessingShape" mc:Ignorable="w14 w15 w16se w16cid w16 w16cex w16sdtdh wp14">
+<w:ftr xmlns:wpc="http://schemas.microsoft.com/office/word/2010/wordprocessingCanvas" xmlns:cx="http://schemas.microsoft.com/office/drawing/2014/chartex" xmlns:cx1="http://schemas.microsoft.com/office/drawing/2015/9/8/chartex" xmlns:cx2="http://schemas.microsoft.com/office/drawing/2015/10/21/chartex" xmlns:cx3="http://schemas.microsoft.com/office/drawing/2016/5/9/chartex" xmlns:cx4="http://schemas.microsoft.com/office/drawing/2016/5/10/chartex" xmlns:cx5="http://schemas.microsoft.com/office/drawing/2016/5/11/chartex" xmlns:cx6="http://schemas.microsoft.com/office/drawing/2016/5/12/chartex" xmlns:cx7="http://schemas.microsoft.com/office/drawing/2016/5/13/chartex" xmlns:cx8="http://schemas.microsoft.com/office/drawing/2016/5/14/chartex" xmlns:mc="http://schemas.openxmlformats.org/markup-compatibility/2006" xmlns:aink="http://schemas.microsoft.com/office/drawing/2016/ink" xmlns:am3d="http://schemas.microsoft.com/office/drawing/2017/model3d" xmlns:o="urn:schemas-microsoft-com:office:office" xmlns:oel="http://schemas.microsoft.com/office/2019/extlst" xmlns:r="http://schemas.openxmlformats.org/officeDocument/2006/relationships" xmlns:m="http://schemas.openxmlformats.org/officeDocument/2006/math" xmlns:v="urn:schemas-microsoft-com:vml" xmlns:wp14="http://schemas.microsoft.com/office/word/2010/wordprocessingDrawing" xmlns:wp="http://schemas.openxmlformats.org/drawingml/2006/wordprocessingDrawing" xmlns:w10="urn:schemas-microsoft-com:office:word" xmlns:w="http://schemas.openxmlformats.org/wordprocessingml/2006/main" xmlns:w14="http://schemas.microsoft.com/office/word/2010/wordml" xmlns:w15="http://schemas.microsoft.com/office/word/2012/wordml" xmlns:w16cex="http://schemas.microsoft.com/office/word/2018/wordml/cex" xmlns:w16cid="http://schemas.microsoft.com/office/word/2016/wordml/cid" xmlns:w16="http://schemas.microsoft.com/office/word/2018/wordml" xmlns:w16du="http://schemas.microsoft.com/office/word/2023/wordml/word16du" xmlns:w16sdtdh="http://schemas.microsoft.com/office/word/2020/wordml/sdtdatahash" xmlns:w16sdtfl="http://schemas.microsoft.com/office/word/2024/wordml/sdtformatlock" xmlns:w16se="http://schemas.microsoft.com/office/word/2015/wordml/symex" xmlns:wpg="http://schemas.microsoft.com/office/word/2010/wordprocessingGroup" xmlns:wpi="http://schemas.microsoft.com/office/word/2010/wordprocessingInk" xmlns:wne="http://schemas.microsoft.com/office/word/2006/wordml" xmlns:wps="http://schemas.microsoft.com/office/word/2010/wordprocessingShape" mc:Ignorable="w14 w15 w16se w16cid w16 w16cex w16sdtdh w16sdtfl w16du wp14">
   <w:p>
     <w:pPr>
       <w:pStyle w:val="Footer"/>
@@ -1313,7 +1356,7 @@
 </file>
 
 <file path=word/footer3.xml><?xml version="1.0" encoding="utf-8"?>
-<w:ftr xmlns:wpc="http://schemas.microsoft.com/office/word/2010/wordprocessingCanvas" xmlns:cx="http://schemas.microsoft.com/office/drawing/2014/chartex" xmlns:cx1="http://schemas.microsoft.com/office/drawing/2015/9/8/chartex" xmlns:cx2="http://schemas.microsoft.com/office/drawing/2015/10/21/chartex" xmlns:cx3="http://schemas.microsoft.com/office/drawing/2016/5/9/chartex" xmlns:cx4="http://schemas.microsoft.com/office/drawing/2016/5/10/chartex" xmlns:cx5="http://schemas.microsoft.com/office/drawing/2016/5/11/chartex" xmlns:cx6="http://schemas.microsoft.com/office/drawing/2016/5/12/chartex" xmlns:cx7="http://schemas.microsoft.com/office/drawing/2016/5/13/chartex" xmlns:cx8="http://schemas.microsoft.com/office/drawing/2016/5/14/chartex" xmlns:mc="http://schemas.openxmlformats.org/markup-compatibility/2006" xmlns:aink="http://schemas.microsoft.com/office/drawing/2016/ink" xmlns:am3d="http://schemas.microsoft.com/office/drawing/2017/model3d" xmlns:o="urn:schemas-microsoft-com:office:office" xmlns:oel="http://schemas.microsoft.com/office/2019/extlst" xmlns:r="http://schemas.openxmlformats.org/officeDocument/2006/relationships" xmlns:m="http://schemas.openxmlformats.org/officeDocument/2006/math" xmlns:v="urn:schemas-microsoft-com:vml" xmlns:wp14="http://schemas.microsoft.com/office/word/2010/wordprocessingDrawing" xmlns:wp="http://schemas.openxmlformats.org/drawingml/2006/wordprocessingDrawing" xmlns:w10="urn:schemas-microsoft-com:office:word" xmlns:w="http://schemas.openxmlformats.org/wordprocessingml/2006/main" xmlns:w14="http://schemas.microsoft.com/office/word/2010/wordml" xmlns:w15="http://schemas.microsoft.com/office/word/2012/wordml" xmlns:w16cex="http://schemas.microsoft.com/office/word/2018/wordml/cex" xmlns:w16cid="http://schemas.microsoft.com/office/word/2016/wordml/cid" xmlns:w16="http://schemas.microsoft.com/office/word/2018/wordml" xmlns:w16sdtdh="http://schemas.microsoft.com/office/word/2020/wordml/sdtdatahash" xmlns:w16se="http://schemas.microsoft.com/office/word/2015/wordml/symex" xmlns:wpg="http://schemas.microsoft.com/office/word/2010/wordprocessingGroup" xmlns:wpi="http://schemas.microsoft.com/office/word/2010/wordprocessingInk" xmlns:wne="http://schemas.microsoft.com/office/word/2006/wordml" xmlns:wps="http://schemas.microsoft.com/office/word/2010/wordprocessingShape" mc:Ignorable="w14 w15 w16se w16cid w16 w16cex w16sdtdh wp14">
+<w:ftr xmlns:wpc="http://schemas.microsoft.com/office/word/2010/wordprocessingCanvas" xmlns:cx="http://schemas.microsoft.com/office/drawing/2014/chartex" xmlns:cx1="http://schemas.microsoft.com/office/drawing/2015/9/8/chartex" xmlns:cx2="http://schemas.microsoft.com/office/drawing/2015/10/21/chartex" xmlns:cx3="http://schemas.microsoft.com/office/drawing/2016/5/9/chartex" xmlns:cx4="http://schemas.microsoft.com/office/drawing/2016/5/10/chartex" xmlns:cx5="http://schemas.microsoft.com/office/drawing/2016/5/11/chartex" xmlns:cx6="http://schemas.microsoft.com/office/drawing/2016/5/12/chartex" xmlns:cx7="http://schemas.microsoft.com/office/drawing/2016/5/13/chartex" xmlns:cx8="http://schemas.microsoft.com/office/drawing/2016/5/14/chartex" xmlns:mc="http://schemas.openxmlformats.org/markup-compatibility/2006" xmlns:aink="http://schemas.microsoft.com/office/drawing/2016/ink" xmlns:am3d="http://schemas.microsoft.com/office/drawing/2017/model3d" xmlns:o="urn:schemas-microsoft-com:office:office" xmlns:oel="http://schemas.microsoft.com/office/2019/extlst" xmlns:r="http://schemas.openxmlformats.org/officeDocument/2006/relationships" xmlns:m="http://schemas.openxmlformats.org/officeDocument/2006/math" xmlns:v="urn:schemas-microsoft-com:vml" xmlns:wp14="http://schemas.microsoft.com/office/word/2010/wordprocessingDrawing" xmlns:wp="http://schemas.openxmlformats.org/drawingml/2006/wordprocessingDrawing" xmlns:w10="urn:schemas-microsoft-com:office:word" xmlns:w="http://schemas.openxmlformats.org/wordprocessingml/2006/main" xmlns:w14="http://schemas.microsoft.com/office/word/2010/wordml" xmlns:w15="http://schemas.microsoft.com/office/word/2012/wordml" xmlns:w16cex="http://schemas.microsoft.com/office/word/2018/wordml/cex" xmlns:w16cid="http://schemas.microsoft.com/office/word/2016/wordml/cid" xmlns:w16="http://schemas.microsoft.com/office/word/2018/wordml" xmlns:w16du="http://schemas.microsoft.com/office/word/2023/wordml/word16du" xmlns:w16sdtdh="http://schemas.microsoft.com/office/word/2020/wordml/sdtdatahash" xmlns:w16sdtfl="http://schemas.microsoft.com/office/word/2024/wordml/sdtformatlock" xmlns:w16se="http://schemas.microsoft.com/office/word/2015/wordml/symex" xmlns:wpg="http://schemas.microsoft.com/office/word/2010/wordprocessingGroup" xmlns:wpi="http://schemas.microsoft.com/office/word/2010/wordprocessingInk" xmlns:wne="http://schemas.microsoft.com/office/word/2006/wordml" xmlns:wps="http://schemas.microsoft.com/office/word/2010/wordprocessingShape" mc:Ignorable="w14 w15 w16se w16cid w16 w16cex w16sdtdh w16sdtfl w16du wp14">
   <w:p>
     <w:pPr>
       <w:pStyle w:val="Footer"/>
@@ -1323,7 +1366,7 @@
 </file>
 
 <file path=word/footnotes.xml><?xml version="1.0" encoding="utf-8"?>
-<w:footnotes xmlns:wpc="http://schemas.microsoft.com/office/word/2010/wordprocessingCanvas" xmlns:cx="http://schemas.microsoft.com/office/drawing/2014/chartex" xmlns:cx1="http://schemas.microsoft.com/office/drawing/2015/9/8/chartex" xmlns:cx2="http://schemas.microsoft.com/office/drawing/2015/10/21/chartex" xmlns:cx3="http://schemas.microsoft.com/office/drawing/2016/5/9/chartex" xmlns:cx4="http://schemas.microsoft.com/office/drawing/2016/5/10/chartex" xmlns:cx5="http://schemas.microsoft.com/office/drawing/2016/5/11/chartex" xmlns:cx6="http://schemas.microsoft.com/office/drawing/2016/5/12/chartex" xmlns:cx7="http://schemas.microsoft.com/office/drawing/2016/5/13/chartex" xmlns:cx8="http://schemas.microsoft.com/office/drawing/2016/5/14/chartex" xmlns:mc="http://schemas.openxmlformats.org/markup-compatibility/2006" xmlns:aink="http://schemas.microsoft.com/office/drawing/2016/ink" xmlns:am3d="http://schemas.microsoft.com/office/drawing/2017/model3d" xmlns:o="urn:schemas-microsoft-com:office:office" xmlns:oel="http://schemas.microsoft.com/office/2019/extlst" xmlns:r="http://schemas.openxmlformats.org/officeDocument/2006/relationships" xmlns:m="http://schemas.openxmlformats.org/officeDocument/2006/math" xmlns:v="urn:schemas-microsoft-com:vml" xmlns:wp14="http://schemas.microsoft.com/office/word/2010/wordprocessingDrawing" xmlns:wp="http://schemas.openxmlformats.org/drawingml/2006/wordprocessingDrawing" xmlns:w10="urn:schemas-microsoft-com:office:word" xmlns:w="http://schemas.openxmlformats.org/wordprocessingml/2006/main" xmlns:w14="http://schemas.microsoft.com/office/word/2010/wordml" xmlns:w15="http://schemas.microsoft.com/office/word/2012/wordml" xmlns:w16cex="http://schemas.microsoft.com/office/word/2018/wordml/cex" xmlns:w16cid="http://schemas.microsoft.com/office/word/2016/wordml/cid" xmlns:w16="http://schemas.microsoft.com/office/word/2018/wordml" xmlns:w16sdtdh="http://schemas.microsoft.com/office/word/2020/wordml/sdtdatahash" xmlns:w16se="http://schemas.microsoft.com/office/word/2015/wordml/symex" xmlns:wpg="http://schemas.microsoft.com/office/word/2010/wordprocessingGroup" xmlns:wpi="http://schemas.microsoft.com/office/word/2010/wordprocessingInk" xmlns:wne="http://schemas.microsoft.com/office/word/2006/wordml" xmlns:wps="http://schemas.microsoft.com/office/word/2010/wordprocessingShape" mc:Ignorable="w14 w15 w16se w16cid w16 w16cex w16sdtdh wp14">
+<w:footnotes xmlns:wpc="http://schemas.microsoft.com/office/word/2010/wordprocessingCanvas" xmlns:cx="http://schemas.microsoft.com/office/drawing/2014/chartex" xmlns:cx1="http://schemas.microsoft.com/office/drawing/2015/9/8/chartex" xmlns:cx2="http://schemas.microsoft.com/office/drawing/2015/10/21/chartex" xmlns:cx3="http://schemas.microsoft.com/office/drawing/2016/5/9/chartex" xmlns:cx4="http://schemas.microsoft.com/office/drawing/2016/5/10/chartex" xmlns:cx5="http://schemas.microsoft.com/office/drawing/2016/5/11/chartex" xmlns:cx6="http://schemas.microsoft.com/office/drawing/2016/5/12/chartex" xmlns:cx7="http://schemas.microsoft.com/office/drawing/2016/5/13/chartex" xmlns:cx8="http://schemas.microsoft.com/office/drawing/2016/5/14/chartex" xmlns:mc="http://schemas.openxmlformats.org/markup-compatibility/2006" xmlns:aink="http://schemas.microsoft.com/office/drawing/2016/ink" xmlns:am3d="http://schemas.microsoft.com/office/drawing/2017/model3d" xmlns:o="urn:schemas-microsoft-com:office:office" xmlns:oel="http://schemas.microsoft.com/office/2019/extlst" xmlns:r="http://schemas.openxmlformats.org/officeDocument/2006/relationships" xmlns:m="http://schemas.openxmlformats.org/officeDocument/2006/math" xmlns:v="urn:schemas-microsoft-com:vml" xmlns:wp14="http://schemas.microsoft.com/office/word/2010/wordprocessingDrawing" xmlns:wp="http://schemas.openxmlformats.org/drawingml/2006/wordprocessingDrawing" xmlns:w10="urn:schemas-microsoft-com:office:word" xmlns:w="http://schemas.openxmlformats.org/wordprocessingml/2006/main" xmlns:w14="http://schemas.microsoft.com/office/word/2010/wordml" xmlns:w15="http://schemas.microsoft.com/office/word/2012/wordml" xmlns:w16cex="http://schemas.microsoft.com/office/word/2018/wordml/cex" xmlns:w16cid="http://schemas.microsoft.com/office/word/2016/wordml/cid" xmlns:w16="http://schemas.microsoft.com/office/word/2018/wordml" xmlns:w16du="http://schemas.microsoft.com/office/word/2023/wordml/word16du" xmlns:w16sdtdh="http://schemas.microsoft.com/office/word/2020/wordml/sdtdatahash" xmlns:w16sdtfl="http://schemas.microsoft.com/office/word/2024/wordml/sdtformatlock" xmlns:w16se="http://schemas.microsoft.com/office/word/2015/wordml/symex" xmlns:wpg="http://schemas.microsoft.com/office/word/2010/wordprocessingGroup" xmlns:wpi="http://schemas.microsoft.com/office/word/2010/wordprocessingInk" xmlns:wne="http://schemas.microsoft.com/office/word/2006/wordml" xmlns:wps="http://schemas.microsoft.com/office/word/2010/wordprocessingShape" mc:Ignorable="w14 w15 w16se w16cid w16 w16cex w16sdtdh w16sdtfl w16du wp14">
   <w:footnote w:type="separator" w:id="-1">
     <w:p>
       <w:pPr>
@@ -1348,7 +1391,7 @@
 </file>
 
 <file path=word/header1.xml><?xml version="1.0" encoding="utf-8"?>
-<w:hdr xmlns:wpc="http://schemas.microsoft.com/office/word/2010/wordprocessingCanvas" xmlns:cx="http://schemas.microsoft.com/office/drawing/2014/chartex" xmlns:cx1="http://schemas.microsoft.com/office/drawing/2015/9/8/chartex" xmlns:cx2="http://schemas.microsoft.com/office/drawing/2015/10/21/chartex" xmlns:cx3="http://schemas.microsoft.com/office/drawing/2016/5/9/chartex" xmlns:cx4="http://schemas.microsoft.com/office/drawing/2016/5/10/chartex" xmlns:cx5="http://schemas.microsoft.com/office/drawing/2016/5/11/chartex" xmlns:cx6="http://schemas.microsoft.com/office/drawing/2016/5/12/chartex" xmlns:cx7="http://schemas.microsoft.com/office/drawing/2016/5/13/chartex" xmlns:cx8="http://schemas.microsoft.com/office/drawing/2016/5/14/chartex" xmlns:mc="http://schemas.openxmlformats.org/markup-compatibility/2006" xmlns:aink="http://schemas.microsoft.com/office/drawing/2016/ink" xmlns:am3d="http://schemas.microsoft.com/office/drawing/2017/model3d" xmlns:o="urn:schemas-microsoft-com:office:office" xmlns:oel="http://schemas.microsoft.com/office/2019/extlst" xmlns:r="http://schemas.openxmlformats.org/officeDocument/2006/relationships" xmlns:m="http://schemas.openxmlformats.org/officeDocument/2006/math" xmlns:v="urn:schemas-microsoft-com:vml" xmlns:wp14="http://schemas.microsoft.com/office/word/2010/wordprocessingDrawing" xmlns:wp="http://schemas.openxmlformats.org/drawingml/2006/wordprocessingDrawing" xmlns:w10="urn:schemas-microsoft-com:office:word" xmlns:w="http://schemas.openxmlformats.org/wordprocessingml/2006/main" xmlns:w14="http://schemas.microsoft.com/office/word/2010/wordml" xmlns:w15="http://schemas.microsoft.com/office/word/2012/wordml" xmlns:w16cex="http://schemas.microsoft.com/office/word/2018/wordml/cex" xmlns:w16cid="http://schemas.microsoft.com/office/word/2016/wordml/cid" xmlns:w16="http://schemas.microsoft.com/office/word/2018/wordml" xmlns:w16sdtdh="http://schemas.microsoft.com/office/word/2020/wordml/sdtdatahash" xmlns:w16se="http://schemas.microsoft.com/office/word/2015/wordml/symex" xmlns:wpg="http://schemas.microsoft.com/office/word/2010/wordprocessingGroup" xmlns:wpi="http://schemas.microsoft.com/office/word/2010/wordprocessingInk" xmlns:wne="http://schemas.microsoft.com/office/word/2006/wordml" xmlns:wps="http://schemas.microsoft.com/office/word/2010/wordprocessingShape" mc:Ignorable="w14 w15 w16se w16cid w16 w16cex w16sdtdh wp14">
+<w:hdr xmlns:wpc="http://schemas.microsoft.com/office/word/2010/wordprocessingCanvas" xmlns:cx="http://schemas.microsoft.com/office/drawing/2014/chartex" xmlns:cx1="http://schemas.microsoft.com/office/drawing/2015/9/8/chartex" xmlns:cx2="http://schemas.microsoft.com/office/drawing/2015/10/21/chartex" xmlns:cx3="http://schemas.microsoft.com/office/drawing/2016/5/9/chartex" xmlns:cx4="http://schemas.microsoft.com/office/drawing/2016/5/10/chartex" xmlns:cx5="http://schemas.microsoft.com/office/drawing/2016/5/11/chartex" xmlns:cx6="http://schemas.microsoft.com/office/drawing/2016/5/12/chartex" xmlns:cx7="http://schemas.microsoft.com/office/drawing/2016/5/13/chartex" xmlns:cx8="http://schemas.microsoft.com/office/drawing/2016/5/14/chartex" xmlns:mc="http://schemas.openxmlformats.org/markup-compatibility/2006" xmlns:aink="http://schemas.microsoft.com/office/drawing/2016/ink" xmlns:am3d="http://schemas.microsoft.com/office/drawing/2017/model3d" xmlns:o="urn:schemas-microsoft-com:office:office" xmlns:oel="http://schemas.microsoft.com/office/2019/extlst" xmlns:r="http://schemas.openxmlformats.org/officeDocument/2006/relationships" xmlns:m="http://schemas.openxmlformats.org/officeDocument/2006/math" xmlns:v="urn:schemas-microsoft-com:vml" xmlns:wp14="http://schemas.microsoft.com/office/word/2010/wordprocessingDrawing" xmlns:wp="http://schemas.openxmlformats.org/drawingml/2006/wordprocessingDrawing" xmlns:w10="urn:schemas-microsoft-com:office:word" xmlns:w="http://schemas.openxmlformats.org/wordprocessingml/2006/main" xmlns:w14="http://schemas.microsoft.com/office/word/2010/wordml" xmlns:w15="http://schemas.microsoft.com/office/word/2012/wordml" xmlns:w16cex="http://schemas.microsoft.com/office/word/2018/wordml/cex" xmlns:w16cid="http://schemas.microsoft.com/office/word/2016/wordml/cid" xmlns:w16="http://schemas.microsoft.com/office/word/2018/wordml" xmlns:w16du="http://schemas.microsoft.com/office/word/2023/wordml/word16du" xmlns:w16sdtdh="http://schemas.microsoft.com/office/word/2020/wordml/sdtdatahash" xmlns:w16sdtfl="http://schemas.microsoft.com/office/word/2024/wordml/sdtformatlock" xmlns:w16se="http://schemas.microsoft.com/office/word/2015/wordml/symex" xmlns:wpg="http://schemas.microsoft.com/office/word/2010/wordprocessingGroup" xmlns:wpi="http://schemas.microsoft.com/office/word/2010/wordprocessingInk" xmlns:wne="http://schemas.microsoft.com/office/word/2006/wordml" xmlns:wps="http://schemas.microsoft.com/office/word/2010/wordprocessingShape" mc:Ignorable="w14 w15 w16se w16cid w16 w16cex w16sdtdh w16sdtfl w16du wp14">
   <w:p>
     <w:pPr>
       <w:pStyle w:val="Header"/>
@@ -1358,7 +1401,7 @@
 </file>
 
 <file path=word/header2.xml><?xml version="1.0" encoding="utf-8"?>
-<w:hdr xmlns:wpc="http://schemas.microsoft.com/office/word/2010/wordprocessingCanvas" xmlns:cx="http://schemas.microsoft.com/office/drawing/2014/chartex" xmlns:cx1="http://schemas.microsoft.com/office/drawing/2015/9/8/chartex" xmlns:cx2="http://schemas.microsoft.com/office/drawing/2015/10/21/chartex" xmlns:cx3="http://schemas.microsoft.com/office/drawing/2016/5/9/chartex" xmlns:cx4="http://schemas.microsoft.com/office/drawing/2016/5/10/chartex" xmlns:cx5="http://schemas.microsoft.com/office/drawing/2016/5/11/chartex" xmlns:cx6="http://schemas.microsoft.com/office/drawing/2016/5/12/chartex" xmlns:cx7="http://schemas.microsoft.com/office/drawing/2016/5/13/chartex" xmlns:cx8="http://schemas.microsoft.com/office/drawing/2016/5/14/chartex" xmlns:mc="http://schemas.openxmlformats.org/markup-compatibility/2006" xmlns:aink="http://schemas.microsoft.com/office/drawing/2016/ink" xmlns:am3d="http://schemas.microsoft.com/office/drawing/2017/model3d" xmlns:o="urn:schemas-microsoft-com:office:office" xmlns:oel="http://schemas.microsoft.com/office/2019/extlst" xmlns:r="http://schemas.openxmlformats.org/officeDocument/2006/relationships" xmlns:m="http://schemas.openxmlformats.org/officeDocument/2006/math" xmlns:v="urn:schemas-microsoft-com:vml" xmlns:wp14="http://schemas.microsoft.com/office/word/2010/wordprocessingDrawing" xmlns:wp="http://schemas.openxmlformats.org/drawingml/2006/wordprocessingDrawing" xmlns:w10="urn:schemas-microsoft-com:office:word" xmlns:w="http://schemas.openxmlformats.org/wordprocessingml/2006/main" xmlns:w14="http://schemas.microsoft.com/office/word/2010/wordml" xmlns:w15="http://schemas.microsoft.com/office/word/2012/wordml" xmlns:w16cex="http://schemas.microsoft.com/office/word/2018/wordml/cex" xmlns:w16cid="http://schemas.microsoft.com/office/word/2016/wordml/cid" xmlns:w16="http://schemas.microsoft.com/office/word/2018/wordml" xmlns:w16sdtdh="http://schemas.microsoft.com/office/word/2020/wordml/sdtdatahash" xmlns:w16se="http://schemas.microsoft.com/office/word/2015/wordml/symex" xmlns:wpg="http://schemas.microsoft.com/office/word/2010/wordprocessingGroup" xmlns:wpi="http://schemas.microsoft.com/office/word/2010/wordprocessingInk" xmlns:wne="http://schemas.microsoft.com/office/word/2006/wordml" xmlns:wps="http://schemas.microsoft.com/office/word/2010/wordprocessingShape" mc:Ignorable="w14 w15 w16se w16cid w16 w16cex w16sdtdh wp14">
+<w:hdr xmlns:wpc="http://schemas.microsoft.com/office/word/2010/wordprocessingCanvas" xmlns:cx="http://schemas.microsoft.com/office/drawing/2014/chartex" xmlns:cx1="http://schemas.microsoft.com/office/drawing/2015/9/8/chartex" xmlns:cx2="http://schemas.microsoft.com/office/drawing/2015/10/21/chartex" xmlns:cx3="http://schemas.microsoft.com/office/drawing/2016/5/9/chartex" xmlns:cx4="http://schemas.microsoft.com/office/drawing/2016/5/10/chartex" xmlns:cx5="http://schemas.microsoft.com/office/drawing/2016/5/11/chartex" xmlns:cx6="http://schemas.microsoft.com/office/drawing/2016/5/12/chartex" xmlns:cx7="http://schemas.microsoft.com/office/drawing/2016/5/13/chartex" xmlns:cx8="http://schemas.microsoft.com/office/drawing/2016/5/14/chartex" xmlns:mc="http://schemas.openxmlformats.org/markup-compatibility/2006" xmlns:aink="http://schemas.microsoft.com/office/drawing/2016/ink" xmlns:am3d="http://schemas.microsoft.com/office/drawing/2017/model3d" xmlns:o="urn:schemas-microsoft-com:office:office" xmlns:oel="http://schemas.microsoft.com/office/2019/extlst" xmlns:r="http://schemas.openxmlformats.org/officeDocument/2006/relationships" xmlns:m="http://schemas.openxmlformats.org/officeDocument/2006/math" xmlns:v="urn:schemas-microsoft-com:vml" xmlns:wp14="http://schemas.microsoft.com/office/word/2010/wordprocessingDrawing" xmlns:wp="http://schemas.openxmlformats.org/drawingml/2006/wordprocessingDrawing" xmlns:w10="urn:schemas-microsoft-com:office:word" xmlns:w="http://schemas.openxmlformats.org/wordprocessingml/2006/main" xmlns:w14="http://schemas.microsoft.com/office/word/2010/wordml" xmlns:w15="http://schemas.microsoft.com/office/word/2012/wordml" xmlns:w16cex="http://schemas.microsoft.com/office/word/2018/wordml/cex" xmlns:w16cid="http://schemas.microsoft.com/office/word/2016/wordml/cid" xmlns:w16="http://schemas.microsoft.com/office/word/2018/wordml" xmlns:w16du="http://schemas.microsoft.com/office/word/2023/wordml/word16du" xmlns:w16sdtdh="http://schemas.microsoft.com/office/word/2020/wordml/sdtdatahash" xmlns:w16sdtfl="http://schemas.microsoft.com/office/word/2024/wordml/sdtformatlock" xmlns:w16se="http://schemas.microsoft.com/office/word/2015/wordml/symex" xmlns:wpg="http://schemas.microsoft.com/office/word/2010/wordprocessingGroup" xmlns:wpi="http://schemas.microsoft.com/office/word/2010/wordprocessingInk" xmlns:wne="http://schemas.microsoft.com/office/word/2006/wordml" xmlns:wps="http://schemas.microsoft.com/office/word/2010/wordprocessingShape" mc:Ignorable="w14 w15 w16se w16cid w16 w16cex w16sdtdh w16sdtfl w16du wp14">
   <w:p>
     <w:pPr>
       <w:pStyle w:val="Header"/>
@@ -1369,7 +1412,7 @@
 </file>
 
 <file path=word/header3.xml><?xml version="1.0" encoding="utf-8"?>
-<w:hdr xmlns:wpc="http://schemas.microsoft.com/office/word/2010/wordprocessingCanvas" xmlns:cx="http://schemas.microsoft.com/office/drawing/2014/chartex" xmlns:cx1="http://schemas.microsoft.com/office/drawing/2015/9/8/chartex" xmlns:cx2="http://schemas.microsoft.com/office/drawing/2015/10/21/chartex" xmlns:cx3="http://schemas.microsoft.com/office/drawing/2016/5/9/chartex" xmlns:cx4="http://schemas.microsoft.com/office/drawing/2016/5/10/chartex" xmlns:cx5="http://schemas.microsoft.com/office/drawing/2016/5/11/chartex" xmlns:cx6="http://schemas.microsoft.com/office/drawing/2016/5/12/chartex" xmlns:cx7="http://schemas.microsoft.com/office/drawing/2016/5/13/chartex" xmlns:cx8="http://schemas.microsoft.com/office/drawing/2016/5/14/chartex" xmlns:mc="http://schemas.openxmlformats.org/markup-compatibility/2006" xmlns:aink="http://schemas.microsoft.com/office/drawing/2016/ink" xmlns:am3d="http://schemas.microsoft.com/office/drawing/2017/model3d" xmlns:o="urn:schemas-microsoft-com:office:office" xmlns:oel="http://schemas.microsoft.com/office/2019/extlst" xmlns:r="http://schemas.openxmlformats.org/officeDocument/2006/relationships" xmlns:m="http://schemas.openxmlformats.org/officeDocument/2006/math" xmlns:v="urn:schemas-microsoft-com:vml" xmlns:wp14="http://schemas.microsoft.com/office/word/2010/wordprocessingDrawing" xmlns:wp="http://schemas.openxmlformats.org/drawingml/2006/wordprocessingDrawing" xmlns:w10="urn:schemas-microsoft-com:office:word" xmlns:w="http://schemas.openxmlformats.org/wordprocessingml/2006/main" xmlns:w14="http://schemas.microsoft.com/office/word/2010/wordml" xmlns:w15="http://schemas.microsoft.com/office/word/2012/wordml" xmlns:w16cex="http://schemas.microsoft.com/office/word/2018/wordml/cex" xmlns:w16cid="http://schemas.microsoft.com/office/word/2016/wordml/cid" xmlns:w16="http://schemas.microsoft.com/office/word/2018/wordml" xmlns:w16sdtdh="http://schemas.microsoft.com/office/word/2020/wordml/sdtdatahash" xmlns:w16se="http://schemas.microsoft.com/office/word/2015/wordml/symex" xmlns:wpg="http://schemas.microsoft.com/office/word/2010/wordprocessingGroup" xmlns:wpi="http://schemas.microsoft.com/office/word/2010/wordprocessingInk" xmlns:wne="http://schemas.microsoft.com/office/word/2006/wordml" xmlns:wps="http://schemas.microsoft.com/office/word/2010/wordprocessingShape" mc:Ignorable="w14 w15 w16se w16cid w16 w16cex w16sdtdh wp14">
+<w:hdr xmlns:wpc="http://schemas.microsoft.com/office/word/2010/wordprocessingCanvas" xmlns:cx="http://schemas.microsoft.com/office/drawing/2014/chartex" xmlns:cx1="http://schemas.microsoft.com/office/drawing/2015/9/8/chartex" xmlns:cx2="http://schemas.microsoft.com/office/drawing/2015/10/21/chartex" xmlns:cx3="http://schemas.microsoft.com/office/drawing/2016/5/9/chartex" xmlns:cx4="http://schemas.microsoft.com/office/drawing/2016/5/10/chartex" xmlns:cx5="http://schemas.microsoft.com/office/drawing/2016/5/11/chartex" xmlns:cx6="http://schemas.microsoft.com/office/drawing/2016/5/12/chartex" xmlns:cx7="http://schemas.microsoft.com/office/drawing/2016/5/13/chartex" xmlns:cx8="http://schemas.microsoft.com/office/drawing/2016/5/14/chartex" xmlns:mc="http://schemas.openxmlformats.org/markup-compatibility/2006" xmlns:aink="http://schemas.microsoft.com/office/drawing/2016/ink" xmlns:am3d="http://schemas.microsoft.com/office/drawing/2017/model3d" xmlns:o="urn:schemas-microsoft-com:office:office" xmlns:oel="http://schemas.microsoft.com/office/2019/extlst" xmlns:r="http://schemas.openxmlformats.org/officeDocument/2006/relationships" xmlns:m="http://schemas.openxmlformats.org/officeDocument/2006/math" xmlns:v="urn:schemas-microsoft-com:vml" xmlns:wp14="http://schemas.microsoft.com/office/word/2010/wordprocessingDrawing" xmlns:wp="http://schemas.openxmlformats.org/drawingml/2006/wordprocessingDrawing" xmlns:w10="urn:schemas-microsoft-com:office:word" xmlns:w="http://schemas.openxmlformats.org/wordprocessingml/2006/main" xmlns:w14="http://schemas.microsoft.com/office/word/2010/wordml" xmlns:w15="http://schemas.microsoft.com/office/word/2012/wordml" xmlns:w16cex="http://schemas.microsoft.com/office/word/2018/wordml/cex" xmlns:w16cid="http://schemas.microsoft.com/office/word/2016/wordml/cid" xmlns:w16="http://schemas.microsoft.com/office/word/2018/wordml" xmlns:w16du="http://schemas.microsoft.com/office/word/2023/wordml/word16du" xmlns:w16sdtdh="http://schemas.microsoft.com/office/word/2020/wordml/sdtdatahash" xmlns:w16sdtfl="http://schemas.microsoft.com/office/word/2024/wordml/sdtformatlock" xmlns:w16se="http://schemas.microsoft.com/office/word/2015/wordml/symex" xmlns:wpg="http://schemas.microsoft.com/office/word/2010/wordprocessingGroup" xmlns:wpi="http://schemas.microsoft.com/office/word/2010/wordprocessingInk" xmlns:wne="http://schemas.microsoft.com/office/word/2006/wordml" xmlns:wps="http://schemas.microsoft.com/office/word/2010/wordprocessingShape" mc:Ignorable="w14 w15 w16se w16cid w16 w16cex w16sdtdh w16sdtfl w16du wp14">
   <w:p>
     <w:pPr>
       <w:pStyle w:val="Header"/>
@@ -1378,7 +1421,7 @@
     <w:r>
       <w:tab/>
       <w:tab/>
-      <w:t>2026-06-17</w:t>
+      <w:t>2026-06-18</w:t>
       <w:br/>
       <w:br/>
     </w:r>
@@ -1395,7 +1438,7 @@
 </file>
 
 <file path=word/numbering.xml><?xml version="1.0" encoding="utf-8"?>
-<w:numbering xmlns:wpc="http://schemas.microsoft.com/office/word/2010/wordprocessingCanvas" xmlns:cx="http://schemas.microsoft.com/office/drawing/2014/chartex" xmlns:cx1="http://schemas.microsoft.com/office/drawing/2015/9/8/chartex" xmlns:cx2="http://schemas.microsoft.com/office/drawing/2015/10/21/chartex" xmlns:cx3="http://schemas.microsoft.com/office/drawing/2016/5/9/chartex" xmlns:cx4="http://schemas.microsoft.com/office/drawing/2016/5/10/chartex" xmlns:cx5="http://schemas.microsoft.com/office/drawing/2016/5/11/chartex" xmlns:cx6="http://schemas.microsoft.com/office/drawing/2016/5/12/chartex" xmlns:cx7="http://schemas.microsoft.com/office/drawing/2016/5/13/chartex" xmlns:cx8="http://schemas.microsoft.com/office/drawing/2016/5/14/chartex" xmlns:mc="http://schemas.openxmlformats.org/markup-compatibility/2006" xmlns:aink="http://schemas.microsoft.com/office/drawing/2016/ink" xmlns:am3d="http://schemas.microsoft.com/office/drawing/2017/model3d" xmlns:o="urn:schemas-microsoft-com:office:office" xmlns:oel="http://schemas.microsoft.com/office/2019/extlst" xmlns:r="http://schemas.openxmlformats.org/officeDocument/2006/relationships" xmlns:m="http://schemas.openxmlformats.org/officeDocument/2006/math" xmlns:v="urn:schemas-microsoft-com:vml" xmlns:wp14="http://schemas.microsoft.com/office/word/2010/wordprocessingDrawing" xmlns:wp="http://schemas.openxmlformats.org/drawingml/2006/wordprocessingDrawing" xmlns:w10="urn:schemas-microsoft-com:office:word" xmlns:w="http://schemas.openxmlformats.org/wordprocessingml/2006/main" xmlns:w14="http://schemas.microsoft.com/office/word/2010/wordml" xmlns:w15="http://schemas.microsoft.com/office/word/2012/wordml" xmlns:w16cex="http://schemas.microsoft.com/office/word/2018/wordml/cex" xmlns:w16cid="http://schemas.microsoft.com/office/word/2016/wordml/cid" xmlns:w16="http://schemas.microsoft.com/office/word/2018/wordml" xmlns:w16sdtdh="http://schemas.microsoft.com/office/word/2020/wordml/sdtdatahash" xmlns:w16se="http://schemas.microsoft.com/office/word/2015/wordml/symex" xmlns:wpg="http://schemas.microsoft.com/office/word/2010/wordprocessingGroup" xmlns:wpi="http://schemas.microsoft.com/office/word/2010/wordprocessingInk" xmlns:wne="http://schemas.microsoft.com/office/word/2006/wordml" xmlns:wps="http://schemas.microsoft.com/office/word/2010/wordprocessingShape" mc:Ignorable="w14 w15 w16se w16cid w16 w16cex w16sdtdh wp14">
+<w:numbering xmlns:wpc="http://schemas.microsoft.com/office/word/2010/wordprocessingCanvas" xmlns:cx="http://schemas.microsoft.com/office/drawing/2014/chartex" xmlns:cx1="http://schemas.microsoft.com/office/drawing/2015/9/8/chartex" xmlns:cx2="http://schemas.microsoft.com/office/drawing/2015/10/21/chartex" xmlns:cx3="http://schemas.microsoft.com/office/drawing/2016/5/9/chartex" xmlns:cx4="http://schemas.microsoft.com/office/drawing/2016/5/10/chartex" xmlns:cx5="http://schemas.microsoft.com/office/drawing/2016/5/11/chartex" xmlns:cx6="http://schemas.microsoft.com/office/drawing/2016/5/12/chartex" xmlns:cx7="http://schemas.microsoft.com/office/drawing/2016/5/13/chartex" xmlns:cx8="http://schemas.microsoft.com/office/drawing/2016/5/14/chartex" xmlns:mc="http://schemas.openxmlformats.org/markup-compatibility/2006" xmlns:aink="http://schemas.microsoft.com/office/drawing/2016/ink" xmlns:am3d="http://schemas.microsoft.com/office/drawing/2017/model3d" xmlns:o="urn:schemas-microsoft-com:office:office" xmlns:oel="http://schemas.microsoft.com/office/2019/extlst" xmlns:r="http://schemas.openxmlformats.org/officeDocument/2006/relationships" xmlns:m="http://schemas.openxmlformats.org/officeDocument/2006/math" xmlns:v="urn:schemas-microsoft-com:vml" xmlns:wp14="http://schemas.microsoft.com/office/word/2010/wordprocessingDrawing" xmlns:wp="http://schemas.openxmlformats.org/drawingml/2006/wordprocessingDrawing" xmlns:w10="urn:schemas-microsoft-com:office:word" xmlns:w="http://schemas.openxmlformats.org/wordprocessingml/2006/main" xmlns:w14="http://schemas.microsoft.com/office/word/2010/wordml" xmlns:w15="http://schemas.microsoft.com/office/word/2012/wordml" xmlns:w16cex="http://schemas.microsoft.com/office/word/2018/wordml/cex" xmlns:w16cid="http://schemas.microsoft.com/office/word/2016/wordml/cid" xmlns:w16="http://schemas.microsoft.com/office/word/2018/wordml" xmlns:w16du="http://schemas.microsoft.com/office/word/2023/wordml/word16du" xmlns:w16sdtdh="http://schemas.microsoft.com/office/word/2020/wordml/sdtdatahash" xmlns:w16sdtfl="http://schemas.microsoft.com/office/word/2024/wordml/sdtformatlock" xmlns:w16se="http://schemas.microsoft.com/office/word/2015/wordml/symex" xmlns:wpg="http://schemas.microsoft.com/office/word/2010/wordprocessingGroup" xmlns:wpi="http://schemas.microsoft.com/office/word/2010/wordprocessingInk" xmlns:wne="http://schemas.microsoft.com/office/word/2006/wordml" xmlns:wps="http://schemas.microsoft.com/office/word/2010/wordprocessingShape" mc:Ignorable="w14 w15 w16se w16cid w16 w16cex w16sdtdh w16sdtfl w16du wp14">
   <w:abstractNum w:abstractNumId="0" w15:restartNumberingAfterBreak="0">
     <w:nsid w:val="FFFFFF7C"/>
     <w:multiLevelType w:val="singleLevel"/>
@@ -1598,7 +1641,7 @@
 </file>
 
 <file path=word/styles.xml><?xml version="1.0" encoding="utf-8"?>
-<w:styles xmlns:mc="http://schemas.openxmlformats.org/markup-compatibility/2006" xmlns:r="http://schemas.openxmlformats.org/officeDocument/2006/relationships" xmlns:w="http://schemas.openxmlformats.org/wordprocessingml/2006/main" xmlns:w14="http://schemas.microsoft.com/office/word/2010/wordml" xmlns:w15="http://schemas.microsoft.com/office/word/2012/wordml" xmlns:w16cex="http://schemas.microsoft.com/office/word/2018/wordml/cex" xmlns:w16cid="http://schemas.microsoft.com/office/word/2016/wordml/cid" xmlns:w16="http://schemas.microsoft.com/office/word/2018/wordml" xmlns:w16sdtdh="http://schemas.microsoft.com/office/word/2020/wordml/sdtdatahash" xmlns:w16se="http://schemas.microsoft.com/office/word/2015/wordml/symex" mc:Ignorable="w14 w15 w16se w16cid w16 w16cex w16sdtdh">
+<w:styles xmlns:mc="http://schemas.openxmlformats.org/markup-compatibility/2006" xmlns:r="http://schemas.openxmlformats.org/officeDocument/2006/relationships" xmlns:w="http://schemas.openxmlformats.org/wordprocessingml/2006/main" xmlns:w14="http://schemas.microsoft.com/office/word/2010/wordml" xmlns:w15="http://schemas.microsoft.com/office/word/2012/wordml" xmlns:w16cex="http://schemas.microsoft.com/office/word/2018/wordml/cex" xmlns:w16cid="http://schemas.microsoft.com/office/word/2016/wordml/cid" xmlns:w16="http://schemas.microsoft.com/office/word/2018/wordml" xmlns:w16du="http://schemas.microsoft.com/office/word/2023/wordml/word16du" xmlns:w16sdtdh="http://schemas.microsoft.com/office/word/2020/wordml/sdtdatahash" xmlns:w16sdtfl="http://schemas.microsoft.com/office/word/2024/wordml/sdtformatlock" xmlns:w16se="http://schemas.microsoft.com/office/word/2015/wordml/symex" mc:Ignorable="w14 w15 w16se w16cid w16 w16cex w16sdtdh w16sdtfl w16du">
   <w:docDefaults>
     <w:rPrDefault>
       <w:rPr>
@@ -2356,7 +2399,7 @@
     <w:link w:val="TitleChar"/>
     <w:uiPriority w:val="10"/>
     <w:qFormat/>
-    <w:rsid w:val="007106C8"/>
+    <w:rsid w:val="00E854FA"/>
     <w:pPr>
       <w:spacing w:after="300" w:line="240" w:lineRule="auto"/>
       <w:contextualSpacing/>
@@ -2366,7 +2409,7 @@
       <w:rFonts w:eastAsiaTheme="majorEastAsia" w:cstheme="majorBidi"/>
       <w:spacing w:val="5"/>
       <w:kern w:val="28"/>
-      <w:sz w:val="52"/>
+      <w:sz w:val="40"/>
       <w:szCs w:val="52"/>
       <w:lang w:val="sv-SE" w:eastAsia="en-US" w:bidi="ar-SA"/>
     </w:rPr>
@@ -2376,12 +2419,12 @@
     <w:basedOn w:val="DefaultParagraphFont"/>
     <w:link w:val="Title"/>
     <w:uiPriority w:val="10"/>
-    <w:rsid w:val="007106C8"/>
+    <w:rsid w:val="00E854FA"/>
     <w:rPr>
       <w:rFonts w:ascii="Times New Roman" w:eastAsiaTheme="majorEastAsia" w:hAnsi="Times New Roman" w:cstheme="majorBidi"/>
       <w:spacing w:val="5"/>
       <w:kern w:val="28"/>
-      <w:sz w:val="52"/>
+      <w:sz w:val="40"/>
       <w:szCs w:val="52"/>
       <w:lang w:val="sv-SE" w:eastAsia="en-US" w:bidi="ar-SA"/>
     </w:rPr>

--- a/klagomål/A 21326-2026 FSC-klagomål.docx
+++ b/klagomål/A 21326-2026 FSC-klagomål.docx
@@ -1421,7 +1421,7 @@
     <w:r>
       <w:tab/>
       <w:tab/>
-      <w:t>2026-06-18</w:t>
+      <w:t>2026-06-19</w:t>
       <w:br/>
       <w:br/>
     </w:r>

--- a/klagomål/A 21326-2026 FSC-klagomål.docx
+++ b/klagomål/A 21326-2026 FSC-klagomål.docx
@@ -1421,7 +1421,7 @@
     <w:r>
       <w:tab/>
       <w:tab/>
-      <w:t>2026-06-19</w:t>
+      <w:t>2026-06-20</w:t>
       <w:br/>
       <w:br/>
     </w:r>

--- a/klagomål/A 21326-2026 FSC-klagomål.docx
+++ b/klagomål/A 21326-2026 FSC-klagomål.docx
@@ -168,38 +168,7 @@
     </w:p>
     <w:p>
       <w:r>
-        <w:t>Detta dokument behandlar höga naturvärden i avverkningsanmälan A 21326-2026 i Åre kommun som inkom 2026-05-05 och omfattar 1,5 ha.</w:t>
-      </w:r>
-    </w:p>
-    <w:p>
-      <w:r>
-        <w:t>Nedan presenteras fynd av naturvårdsarter och fridlysta arter som gjorts i det avverkningsanmälda området, samt relevanta utdrag ur standarderna för FSC, Chain of Custody, Controlled Wood och PEFC. I BILAGA 1 finns artfakta om fridlysta och rödlistade arter.</w:t>
-      </w:r>
-    </w:p>
-    <w:p>
-      <w:r>
-        <w:t>Vi förväntar oss att ni återkommer med ett skriftligt svar på vårt klagomål och även beskriver vilka korrigerande åtgärder ni satt in för att rätta till identifierade brister i er efterlevnad av den svenska FSC standarden.</w:t>
-      </w:r>
-    </w:p>
-    <w:p>
-      <w:pPr>
-        <w:pStyle w:val="Heading1"/>
-      </w:pPr>
-      <w:r>
-        <w:t>Naturvårdsarter</w:t>
-      </w:r>
-    </w:p>
-    <w:p>
-      <w:r>
-        <w:t>I och inom 7 meter från avverkningsanmälan har följande 12 naturvårdsarter hittats: garnlav (VU, T), gränsticka (VU, T), doftskinn (NT, T), gammelgransskål (NT, T), knottrig blåslav (NT, T), lunglav (NT, T), tretåig hackspett (NT, T, §4), ullticka (NT, T), violmussling (NT, T), korallrot (S, T, §8), spindelblomster (S, T, §8) och trådticka (S, T). Av dessa är 9 rödlistade. För rödlistade arter har rödlistekategorin angivits inom parentes. Arter som är signalarter enligt Skogsstyrelsen har markerats med (S). Typiska arter inom Natura 2000 som är kopplade till skogsekosystem har markerats med (T). För fridlysta arter anges även paragrafen i Artskyddsförordningen som arten är fridlyst enligt.</w:t>
-      </w:r>
-    </w:p>
-    <w:p>
-      <w:r>
-        <w:t>De påträffade naturvårdsarterna är ett tydligt kvitto på att det rör sig om en skog med höga naturvärden.</w:t>
-      </w:r>
-      <w:r>
-        <w:t xml:space="preserve"> I Figur 1 visas fyndplatser för naturvårdsarter i området, som finns registrerade på Artportalen.</w:t>
+        <w:t>Detta klagomål behandlar höga naturvärden i avverkningsanmälan A 21326-2026 i Åre kommun som inkom 2026-05-05 och omfattar 1,5 ha.</w:t>
       </w:r>
     </w:p>
     <w:p>
@@ -247,34 +216,352 @@
         <w:spacing w:after="240"/>
       </w:pPr>
       <w:r>
-        <w:t>Figur 1. Fyndplatser för naturvårdsarter i och inom 7 meter från avverkningsanmälan (röd linje). Markörer utan svart kant är placerade på fyndplatsen. Markörer med svart kant är placerade vid sidan av fyndplatsen och har ett svart streck som visar fyndplatsens exakta position. Kartans mittpunktskoordinat är N 7001524, E 441551 i SWEREF 99 TM.</w:t>
+        <w:t>Figur 1. Fyndplatser för naturvårdsarter i och inom 7 meter från avverkningsanmälan. Markörer utan svart kant är placerade på fyndplatsen. Markörer med svart kant är placerade vid sidan av fyndplatsen har ett svart streck som visar fyndplatsens exakta position. Kartans mittpunktskoordinat är N 7001524, E 441551 i SWEREF 99 TM.</w:t>
+      </w:r>
+    </w:p>
+    <w:p>
+      <w:r>
+        <w:t>I och inom 7 meter från avverkningsanmälan finns fynd av 12 naturvårdsarter, varav 9 är rödlistade, 3 är fridlysta, 12 är typiska (T) och 3 är signalarter (S): garnlav (VU, T), gränsticka (VU, T), doftskinn (NT, T), gammelgransskål (NT, T), knottrig blåslav (NT, T), lunglav (NT, T), tretåig hackspett (NT, T, §4), ullticka (NT, T), violmussling (NT, T), korallrot (S, T, §8), spindelblomster (S, T, §8) och trådticka (S, T). Se Figur 1.</w:t>
+      </w:r>
+    </w:p>
+    <w:p>
+      <w:r>
+        <w:t>Nedan presenteras relevanta utdrag ur standarderna för FSC, Chain of Custody, Controlled Wood och PEFC.</w:t>
+      </w:r>
+    </w:p>
+    <w:p>
+      <w:r>
+        <w:t>Vi förväntar oss att ni återkommer med ett skriftligt svar på vårt klagomål och även beskriver vilka korrigerande åtgärder ni satt in för att rätta till identifierade brister i er efterlevnad av den svenska FSC standarden.</w:t>
       </w:r>
     </w:p>
     <w:p>
       <w:pPr>
-        <w:pStyle w:val="Heading2"/>
+        <w:pStyle w:val="Heading1"/>
       </w:pPr>
       <w:r>
-        <w:t>Fridlysta arter</w:t>
+        <w:t>Naturvårdsarter och fridlysta arter</w:t>
       </w:r>
     </w:p>
     <w:p>
       <w:r>
-        <w:t>Följande fridlysta arter har sina livsmiljöer och växtplatser i den avverkningsanmälda skogen: tretåig hackspett (NT, T, §4), korallrot (S, T, §8) och spindelblomster (S, T, §8).</w:t>
+        <w:t>Nedan följer beskrivningar av de naturvårdsarter och fridlysta arter som har sina livsmiljöer och växtplatser i den avverkningsanmälda skogen. Se även ytterligare artfakta i BILAGA 1. De påträffade naturvårdsarterna är ett tydligt kvitto på att det rör sig om en skog med höga naturvärden.</w:t>
       </w:r>
     </w:p>
     <w:p>
-      <w:r>
-        <w:t xml:space="preserve">Observera att medlemsländerna är skyldiga att agera i enlighet med EU:s fågeldirektiv där det uttryckligen står att direktivet gäller för fåglar samt för deras ägg, bon och </w:t>
-      </w:r>
       <w:r>
         <w:rPr>
           <w:b/>
         </w:rPr>
-        <w:t xml:space="preserve">livsmiljöer </w:t>
-      </w:r>
-      <w:r>
-        <w:t>(artikel 1). Vidare att de åtgärder som vidtas inte får leda till en försämring av den nuvarande situationen beträffande bevarandet av de fågelarter som avses i artikel 1 (artikel 13). Fågeldirektivet är styrande för tillsynsansvariga myndigheters ärendehantering, ställningstaganden och beslutsfattande.</w:t>
+        <w:t>Garnlav (VU)</w:t>
+      </w:r>
+      <w:r>
+        <w:t xml:space="preserve"> är en utpräglad barrskogsart som ibland kan drapera träden i norrländska grannaturskogar med hög luftfuktighet. Den förekommer även i talldominerade bestånd där den, förutom i trädens grenverk, påträffas hängande över ojämnheter i tallbarken. Arten har minskat starkt i södra och mellersta Sverige och den minskar även i sitt nordliga utbredningsområde. Minskningstakten uppgår till 30 (20–50) % inom 50 år och överstiger gränsvärdet för Sårbar (VU). Orsaken till tillbakagången beror främst på slutavverkningar av naturskogsartade skogar. Bestånd med riklig förekomst bör regelmässigt sparas, vilket även gynnar flera andra sällsynta och rödlistade arter. Garnlav är värdväxt för den mycket sällsynta och akut hotade fjärilen barrskogslavfly (CR) som hör hemma i boreala barrskogar med riklig förekomst av värdväxten. Tidigare kunde arten konstateras årligen på flera platser vid Dala-Floda i Dalarna innan lokalerna kalavverkades. Senaste fyndet i landet av barrskogslavfly är från år 2000 då den påträffades vid Högberget i Sollefteå kommun. Garnlav är typisk art för </w:t>
+      </w:r>
+      <w:r>
+        <w:rPr>
+          <w:i/>
+        </w:rPr>
+        <w:t xml:space="preserve">9010 Taiga </w:t>
+      </w:r>
+      <w:r>
+        <w:t>och</w:t>
+      </w:r>
+      <w:r>
+        <w:rPr>
+          <w:i/>
+        </w:rPr>
+        <w:t xml:space="preserve"> 9070 Trädklädd betesmark</w:t>
+      </w:r>
+      <w:r>
+        <w:t xml:space="preserve"> (SLU Artdatabanken, 2026).</w:t>
+      </w:r>
+    </w:p>
+    <w:p>
+      <w:r>
+        <w:rPr>
+          <w:b/>
+        </w:rPr>
+        <w:t>Gränsticka (VU)</w:t>
+      </w:r>
+      <w:r>
+        <w:t xml:space="preserve"> är en mycket bra signalart inom hela sitt utbredningsområde. Den är huvudsakligen knuten till restbestånd av barrnaturskog och förekommer med ett tydligt optimum i orörda eller måttligt påverkade gamla granskogar där det föreligger långvarig kontinuitet av grov död ved. Den totala populationen bedöms ha minskat och fortsätter att minska i takt med att grankontinuitetsskogar (äldre tidigare icke kalavverkade skogar) minskar i areal. Minskningstakten överstiger gränsvärdet för sårbar (VU). Lokaler som hyser arten bör undantas från skogsbruk, speciellt i mellersta och södra Sverige. Gränsticka är typisk art för </w:t>
+      </w:r>
+      <w:r>
+        <w:rPr>
+          <w:i/>
+        </w:rPr>
+        <w:t>9010 Taiga</w:t>
+      </w:r>
+      <w:r>
+        <w:t xml:space="preserve"> (SLU Artdatabanken, 2026; Nitare &amp; Skogsstyrelsen, 2019).</w:t>
+      </w:r>
+    </w:p>
+    <w:p>
+      <w:r>
+        <w:rPr>
+          <w:b/>
+        </w:rPr>
+        <w:t>Doftskinn (NT)</w:t>
+      </w:r>
+      <w:r>
+        <w:t xml:space="preserve">, rödlistad som nära hotad, är en mycket bra signalart för boreal granskog och indikerar ett gran-skogsekosystem med lång kontinuitet av grova lågor. Arten är placerad i toppen av Skogsstyrelsens värdepyramid för bedömning av skog med höga naturvärden och har klassats som en “urskogsindikator”, då den förekommer med ett tydligt optimum i helt eller nästan helt orörda skogar. Doftskinn är typisk art för </w:t>
+      </w:r>
+      <w:r>
+        <w:rPr>
+          <w:i/>
+        </w:rPr>
+        <w:t xml:space="preserve">9010 Taiga </w:t>
+      </w:r>
+      <w:r>
+        <w:t>(SLU Artdatabanken, 2025; Nitare &amp; Skogsstyrelsen, 2019).</w:t>
+      </w:r>
+    </w:p>
+    <w:p>
+      <w:r>
+        <w:rPr>
+          <w:b/>
+        </w:rPr>
+        <w:t>Gammelgransskål (NT)</w:t>
+      </w:r>
+      <w:r>
+        <w:t xml:space="preserve"> är en liten skålsvamp som växer på gamla granar med skrovlig bark. Typiska växtplatser är gransumpskog i myrkanter, bäckdråg, bäckraviner och skuggiga bergssluttningar, men också skog på torrare mark kan hysa arten om beståndet har stark naturskogskaraktär. Bestånd med arten bör behandlas som nyckelbiotoper och sparas vid en slutavverkning. Även gallring bör undvikas. Gammelgransskål är typisk art för </w:t>
+      </w:r>
+      <w:r>
+        <w:rPr>
+          <w:i/>
+        </w:rPr>
+        <w:t>9010 Taiga</w:t>
+      </w:r>
+      <w:r>
+        <w:t xml:space="preserve"> (SLU Artdatabanken, 2024; Nitare &amp; Skogsstyrelsen, 2019).</w:t>
+      </w:r>
+    </w:p>
+    <w:p>
+      <w:r>
+        <w:rPr>
+          <w:b/>
+        </w:rPr>
+        <w:t>Knottrig blåslav (NT)</w:t>
+      </w:r>
+      <w:r>
+        <w:t xml:space="preserve"> har sin huvudutbredning i gamla granskogar i det övre barrskogsbältet mot fjällen. Den signalerar alltid höga naturvärden och växer i skogar med lång kontinuitet, mest i opåverkade naturskogsbestånd. Arten överlever inte en slutavverkning (inklusive hänsyn) och den finns idag enbart i kontinuitetsskog. Lavens fortsatta förekomst bör säkerställas genom att lokaler med äldre barrskog skyddas. Knottrig blåslav är typisk art för </w:t>
+      </w:r>
+      <w:r>
+        <w:rPr>
+          <w:i/>
+        </w:rPr>
+        <w:t xml:space="preserve">9010 Taiga </w:t>
+      </w:r>
+      <w:r>
+        <w:t>och</w:t>
+      </w:r>
+      <w:r>
+        <w:rPr>
+          <w:i/>
+        </w:rPr>
+        <w:t xml:space="preserve"> 9040 Fjällbjörkskog</w:t>
+      </w:r>
+    </w:p>
+    <w:p>
+      <w:r>
+        <w:t>(SLU Artdatabanken, 2024; Nitare &amp; Skogsstyrelsen, 2019).</w:t>
+      </w:r>
+    </w:p>
+    <w:p>
+      <w:r>
+        <w:rPr>
+          <w:b/>
+        </w:rPr>
+        <w:t>Lunglav (NT)</w:t>
+      </w:r>
+      <w:r>
+        <w:t xml:space="preserve"> är en av vårt lands främsta signalarter som överallt indikerar gamla lövträd, skogsbestånd med höga naturvärden och ekosystem med långskoglig kontinuitet. Lokalt kan förekomsten vara mycket riklig men den hittas nästan enbart i gamla och ej slutavverkade skogar. Artens samtliga förekomster bör uppmärksammas från naturvårdssynpunkt, då många lokaler även hyser andra ovanliga och rödlistade arter. Rikliga förekomster bör skyddas med biotopskydd, frivilliga avsättningar eller reservat. På lunglav kan de sällsynta lavparasiterna lunglavshårprick (CR), </w:t>
+      </w:r>
+      <w:r>
+        <w:rPr>
+          <w:i/>
+        </w:rPr>
+        <w:t>Abrothallus diederichii</w:t>
+      </w:r>
+      <w:r>
+        <w:t xml:space="preserve"> (VU), </w:t>
+      </w:r>
+      <w:r>
+        <w:rPr>
+          <w:i/>
+        </w:rPr>
+        <w:t>Abrothallus lobariae</w:t>
+      </w:r>
+      <w:r>
+        <w:t xml:space="preserve"> (VU), </w:t>
+      </w:r>
+      <w:r>
+        <w:rPr>
+          <w:i/>
+        </w:rPr>
+        <w:t>Calycina lobariae</w:t>
+      </w:r>
+      <w:r>
+        <w:t xml:space="preserve"> (VU), lunglavsknapp (VU) och skrovelmössing (VU) påträffas. Lunglav är typisk art för </w:t>
+      </w:r>
+      <w:r>
+        <w:rPr>
+          <w:i/>
+        </w:rPr>
+        <w:t>9010 Taiga, 9020 Nordlig ädellövskog, 9110 Näringsfattig bokskog, 9130 Näringsrik bokskog, 9160 Näringsrik ekskog, 9180 Ädellövskog i branter, 9190 Näringsfattig ekskog, 9070 Trädklädd betesmark, 9040 Fjällbjörkskog</w:t>
+      </w:r>
+      <w:r>
+        <w:t xml:space="preserve"> och</w:t>
+      </w:r>
+      <w:r>
+        <w:rPr>
+          <w:i/>
+        </w:rPr>
+        <w:t xml:space="preserve"> 6530 Lövängar</w:t>
+      </w:r>
+      <w:r>
+        <w:t xml:space="preserve"> (SLU Artdatabanken, 2026; Nitare &amp; Skogsstyrelsen, 2019).</w:t>
+      </w:r>
+    </w:p>
+    <w:p>
+      <w:r>
+        <w:rPr>
+          <w:b/>
+        </w:rPr>
+        <w:t>Tretåig hackspett (NT, §4)</w:t>
+      </w:r>
+      <w:r>
+        <w:t xml:space="preserve"> är rödlistad som nära hotad och ingår i bilaga 1 i EU:s fågeldirektiv. Tretåig hackspett är för sin överlevnad beroende av kontinuerlig tillförsel av äldre döende och död ved, som sker genom naturliga självgallringsprocesser i äldre grannaturskogar och barrblandade naturskogar. Om en skog genom skogsbruk gallras eller glesas ur så upphör och uteblir i stort sett den naturliga självgallringsprocessen för mycket lång tid framöver vilket omöjliggör upprätthållandet av den kontinuerliga ekologiska funktionen i ett område. Det finns studier som visar att naturskogens självgallringsprocess som den tretåiga hackspetten är beroende av, inte kan ersättas med efterlämnad hänsyn i skogsbruket (Imbeau &amp; Desrochers, 2002). Storleken på häckningsreviret varierar med skogstypen, förekomsten av död ved och graden av fragmentering, men är i allmänhet i storleksordningen 25–100 hektar. Vintertid krävs ofta betydligt större områden och det finns studier som antyder att arten behöver minst 100 hektar äldre skog. I områden med låg bonitet kan det behövas över 200 hektar lämpligt habitat för att ett par ska kunna reproducera sig. Områden med dokumenterad permanent förekomst i naturskogsmiljöer har vanligen så stora naturvärden att skogsbruk är olämpligt. Tretåig hackspett är typisk art för </w:t>
+      </w:r>
+      <w:r>
+        <w:rPr>
+          <w:i/>
+        </w:rPr>
+        <w:t xml:space="preserve">9010 Taiga, 9740 Skogsbevuxen myr, 9030 Landhöjningsskog </w:t>
+      </w:r>
+      <w:r>
+        <w:t xml:space="preserve">och </w:t>
+      </w:r>
+      <w:r>
+        <w:rPr>
+          <w:i/>
+        </w:rPr>
+        <w:t>9040 Fjällbjörkskog</w:t>
+      </w:r>
+      <w:r>
+        <w:t xml:space="preserve"> (Skogsstyrelsen, 2016; SLU Artdatabanken, 2024).</w:t>
+      </w:r>
+    </w:p>
+    <w:p>
+      <w:r>
+        <w:rPr>
+          <w:b/>
+        </w:rPr>
+        <w:t>Ullticka (NT)</w:t>
+      </w:r>
+      <w:r>
+        <w:t xml:space="preserve"> är knuten till restbestånd av barrnaturskog och förekommer med ett tydligt optimum i orörda eller måttligt påverkade gamla granskogar där det föreligger viss kontinuitet av grov död ved. Ullticka är en bra signalart inom hela sitt utbredningsområde och i södra Sverige är den sällsynt och en god signalart för skyddsvärda granskogsmiljöer. Den hotas av avverkning och fragmentering av naturskog och äldre granskog med lång trädkontinuitet. På ullticka kan ibland ulltickeporing (VU) påträffas - det är en sällsynt ticka som nyligen delats upp i de tre olika arterna ulltickeporing </w:t>
+      </w:r>
+      <w:r>
+        <w:rPr>
+          <w:i/>
+        </w:rPr>
+        <w:t xml:space="preserve">Skeletocutis brevispora </w:t>
+      </w:r>
+      <w:r>
+        <w:t>(VU)</w:t>
+      </w:r>
+      <w:r>
+        <w:rPr>
+          <w:i/>
+        </w:rPr>
+        <w:t>, Skeletocutis delicata</w:t>
+      </w:r>
+      <w:r>
+        <w:t xml:space="preserve"> (VU)</w:t>
+      </w:r>
+      <w:r>
+        <w:rPr>
+          <w:i/>
+        </w:rPr>
+        <w:t xml:space="preserve"> och Skeletocutis exilis</w:t>
+      </w:r>
+      <w:r>
+        <w:t xml:space="preserve"> (NT). Ullticka är typisk art för </w:t>
+      </w:r>
+      <w:r>
+        <w:rPr>
+          <w:i/>
+        </w:rPr>
+        <w:t xml:space="preserve">9010 Taiga, 9050 Näringsrik granskog </w:t>
+      </w:r>
+      <w:r>
+        <w:t xml:space="preserve">och </w:t>
+      </w:r>
+      <w:r>
+        <w:rPr>
+          <w:i/>
+        </w:rPr>
+        <w:t>9030 Landhöjningsskog</w:t>
+      </w:r>
+      <w:r>
+        <w:t xml:space="preserve"> (SLU Artdatabanken, 2026; Nitare &amp; Skogsstyrelsen, 2019; Miettinen &amp; Niemelä, 2018).</w:t>
+      </w:r>
+    </w:p>
+    <w:p>
+      <w:r>
+        <w:rPr>
+          <w:b/>
+        </w:rPr>
+        <w:t>Violmussling (NT)</w:t>
+      </w:r>
+      <w:r>
+        <w:t xml:space="preserve"> växer på döda, oftast omkullfallna stammar av gran eller tall. De flesta fynden har gjorts i gammal, orörd skog och arten är en mycket god indikator på förekomst av lång skoglig kontinuitet. Platser som hyser stora bestånd av violmussling bör i första hand skyddas och undantas från skogsbruk. Flera sällsynta och mycket sällsynta tickor och skalbaggar är mer eller mindre starkt associerade med violtickor </w:t>
+      </w:r>
+      <w:r>
+        <w:rPr>
+          <w:i/>
+        </w:rPr>
+        <w:t>Trichaptum spp.</w:t>
+      </w:r>
+      <w:r>
+        <w:t xml:space="preserve"> och död ved som först rötats av någon </w:t>
+      </w:r>
+      <w:r>
+        <w:rPr>
+          <w:i/>
+        </w:rPr>
+        <w:t>Trichaptum-art</w:t>
+      </w:r>
+      <w:r>
+        <w:t>. Bland dessa kan nämnas gul mjukporing (CR), lämmelporing (CR), kilporing (VU), parasitporing (VU), gropig brunbagge (NT), gulbandad brunbagge</w:t>
+      </w:r>
+      <w:r>
+        <w:rPr>
+          <w:i/>
+        </w:rPr>
+        <w:t xml:space="preserve"> </w:t>
+      </w:r>
+      <w:r>
+        <w:t>(NT) och brunkantad brunbagge</w:t>
+      </w:r>
+      <w:r>
+        <w:rPr>
+          <w:i/>
+        </w:rPr>
+        <w:t xml:space="preserve"> </w:t>
+      </w:r>
+      <w:r>
+        <w:t xml:space="preserve">(DD). Violmussling är typisk art för </w:t>
+      </w:r>
+      <w:r>
+        <w:rPr>
+          <w:i/>
+        </w:rPr>
+        <w:t>9010 Taiga</w:t>
+      </w:r>
+      <w:r>
+        <w:t xml:space="preserve"> (SLU Artdatabanken, 2026; Nitare &amp; Skogsstyrelsen, 2019).</w:t>
       </w:r>
     </w:p>
     <w:p>
@@ -331,52 +618,10 @@
         <w:rPr>
           <w:b/>
         </w:rPr>
-        <w:t>Tretåig hackspett (NT, §4)</w:t>
-      </w:r>
-      <w:r>
-        <w:t xml:space="preserve"> är rödlistad som nära hotad och ingår i bilaga 1 i EU:s fågeldirektiv. Tretåig hackspett är för sin överlevnad beroende av kontinuerlig tillförsel av äldre döende och död ved, som sker genom naturliga självgallringsprocesser i äldre grannaturskogar och barrblandade naturskogar. Om en skog genom skogsbruk gallras eller glesas ur så upphör och uteblir i stort sett den naturliga självgallringsprocessen för mycket lång tid framöver vilket omöjliggör upprätthållandet av den kontinuerliga ekologiska funktionen i ett område. Det finns studier som visar att naturskogens självgallringsprocess som den tretåiga hackspetten är beroende av, inte kan ersättas med efterlämnad hänsyn i skogsbruket (Imbeau &amp; Desrochers, 2002). Storleken på häckningsreviret varierar med skogstypen, förekomsten av död ved och graden av fragmentering, men är i allmänhet i storleksordningen 25–100 hektar. Vintertid krävs ofta betydligt större områden och det finns studier som antyder att arten behöver minst 100 hektar äldre skog. I områden med låg bonitet kan det behövas över 200 hektar lämpligt habitat för att ett par ska kunna reproducera sig. Områden med dokumenterad permanent förekomst i naturskogsmiljöer har vanligen så stora naturvärden att skogsbruk är olämpligt. Tretåig hackspett är typisk art för </w:t>
-      </w:r>
-      <w:r>
-        <w:rPr>
-          <w:i/>
-        </w:rPr>
-        <w:t xml:space="preserve">9010 Taiga, 9740 Skogsbevuxen myr, 9030 Landhöjningsskog </w:t>
-      </w:r>
-      <w:r>
-        <w:t xml:space="preserve">och </w:t>
-      </w:r>
-      <w:r>
-        <w:rPr>
-          <w:i/>
-        </w:rPr>
-        <w:t>9040 Fjällbjörkskog</w:t>
-      </w:r>
-      <w:r>
-        <w:t xml:space="preserve"> (Skogsstyrelsen, 2016; SLU Artdatabanken, 2024).</w:t>
-      </w:r>
-    </w:p>
-    <w:p>
-      <w:r>
-        <w:t>I BILAGA 1 finns mer detaljerad information om ekologi samt krav på livsmiljö hos fridlysta arter.</w:t>
-      </w:r>
-    </w:p>
-    <w:p>
-      <w:pPr>
-        <w:pStyle w:val="Heading2"/>
-      </w:pPr>
-      <w:r>
-        <w:t>Övriga naturvårdsarter</w:t>
-      </w:r>
-    </w:p>
-    <w:p>
-      <w:r>
-        <w:rPr>
-          <w:b/>
-        </w:rPr>
-        <w:t>Doftskinn (NT)</w:t>
-      </w:r>
-      <w:r>
-        <w:t xml:space="preserve">, rödlistad som nära hotad, är en mycket bra signalart för boreal granskog och indikerar ett gran-skogsekosystem med lång kontinuitet av grova lågor. Arten är placerad i toppen av Skogsstyrelsens värdepyramid för bedömning av skog med höga naturvärden och har klassats som en “urskogsindikator”, då den förekommer med ett tydligt optimum i helt eller nästan helt orörda skogar. Doftskinn är typisk art för </w:t>
+        <w:t xml:space="preserve">Trådticka </w:t>
+      </w:r>
+      <w:r>
+        <w:t xml:space="preserve">är knuten till grova granar i rikare ofta fuktiga miljöer. Den återfinns på både levande och döda träd samt stubbar och nyligen fallna träd. Karaktärsart för äldre fuktiga granskogsbiotoper, och i stor mängd är den en bra signalart för miljöer med andra rödlistade arter. Trådticka är typisk art för </w:t>
       </w:r>
       <w:r>
         <w:rPr>
@@ -385,182 +630,6 @@
         <w:t xml:space="preserve">9010 Taiga </w:t>
       </w:r>
       <w:r>
-        <w:t>(SLU Artdatabanken, 2025; Nitare &amp; Skogsstyrelsen, 2019).</w:t>
-      </w:r>
-    </w:p>
-    <w:p>
-      <w:r>
-        <w:rPr>
-          <w:b/>
-        </w:rPr>
-        <w:t>Gammelgransskål (NT)</w:t>
-      </w:r>
-      <w:r>
-        <w:t xml:space="preserve"> är en liten skålsvamp som växer på gamla granar med skrovlig bark. Typiska växtplatser är gransumpskog i myrkanter, bäckdråg, bäckraviner och skuggiga bergssluttningar, men också skog på torrare mark kan hysa arten om beståndet har stark naturskogskaraktär. Bestånd med arten bör behandlas som nyckelbiotoper och sparas vid en slutavverkning. Även gallring bör undvikas. Gammelgransskål är typisk art för </w:t>
-      </w:r>
-      <w:r>
-        <w:rPr>
-          <w:i/>
-        </w:rPr>
-        <w:t>9010 Taiga</w:t>
-      </w:r>
-      <w:r>
-        <w:t xml:space="preserve"> (SLU Artdatabanken, 2024; Nitare &amp; Skogsstyrelsen, 2019).</w:t>
-      </w:r>
-    </w:p>
-    <w:p>
-      <w:r>
-        <w:rPr>
-          <w:b/>
-        </w:rPr>
-        <w:t>Garnlav (VU)</w:t>
-      </w:r>
-      <w:r>
-        <w:t xml:space="preserve"> är en utpräglad barrskogsart som ibland kan drapera träden i norrländska grannaturskogar med hög luftfuktighet. Den förekommer även i talldominerade bestånd där den, förutom i trädens grenverk, påträffas hängande över ojämnheter i tallbarken. Arten har minskat starkt i södra och mellersta Sverige och den minskar även i sitt nordliga utbredningsområde. Minskningstakten uppgår till 30 (20–50) % inom 50 år och överstiger gränsvärdet för Sårbar (VU). Orsaken till tillbakagången beror främst på slutavverkningar av naturskogsartade skogar. Bestånd med riklig förekomst bör regelmässigt sparas, vilket även gynnar flera andra sällsynta och rödlistade arter. Garnlav är värdväxt för den mycket sällsynta och akut hotade fjärilen barrskogslavfly (CR) som hör hemma i boreala barrskogar med riklig förekomst av värdväxten. Tidigare kunde arten konstateras årligen på flera platser vid Dala-Floda i Dalarna innan lokalerna kalavverkades. Senaste fyndet i landet av barrskogslavfly är från år 2000 då den påträffades vid Högberget i Sollefteå kommun. Garnlav är typisk art för </w:t>
-      </w:r>
-      <w:r>
-        <w:rPr>
-          <w:i/>
-        </w:rPr>
-        <w:t xml:space="preserve">9010 Taiga </w:t>
-      </w:r>
-      <w:r>
-        <w:t>och</w:t>
-      </w:r>
-      <w:r>
-        <w:rPr>
-          <w:i/>
-        </w:rPr>
-        <w:t xml:space="preserve"> 9070 Trädklädd betesmark</w:t>
-      </w:r>
-      <w:r>
-        <w:t xml:space="preserve"> (SLU Artdatabanken, 2026).</w:t>
-      </w:r>
-    </w:p>
-    <w:p>
-      <w:r>
-        <w:rPr>
-          <w:b/>
-        </w:rPr>
-        <w:t>Gränsticka (VU)</w:t>
-      </w:r>
-      <w:r>
-        <w:t xml:space="preserve"> är en mycket bra signalart inom hela sitt utbredningsområde. Den är huvudsakligen knuten till restbestånd av barrnaturskog och förekommer med ett tydligt optimum i orörda eller måttligt påverkade gamla granskogar där det föreligger långvarig kontinuitet av grov död ved. Den totala populationen bedöms ha minskat och fortsätter att minska i takt med att grankontinuitetsskogar (äldre tidigare icke kalavverkade skogar) minskar i areal. Minskningstakten överstiger gränsvärdet för sårbar (VU). Lokaler som hyser arten bör undantas från skogsbruk, speciellt i mellersta och södra Sverige. Gränsticka är typisk art för </w:t>
-      </w:r>
-      <w:r>
-        <w:rPr>
-          <w:i/>
-        </w:rPr>
-        <w:t>9010 Taiga</w:t>
-      </w:r>
-      <w:r>
-        <w:t xml:space="preserve"> (SLU Artdatabanken, 2026; Nitare &amp; Skogsstyrelsen, 2019).</w:t>
-      </w:r>
-    </w:p>
-    <w:p>
-      <w:r>
-        <w:rPr>
-          <w:b/>
-        </w:rPr>
-        <w:t>Knottrig blåslav (NT)</w:t>
-      </w:r>
-      <w:r>
-        <w:t xml:space="preserve"> har sin huvudutbredning i gamla granskogar i det övre barrskogsbältet mot fjällen. Den signalerar alltid höga naturvärden och växer i skogar med lång kontinuitet, mest i opåverkade naturskogsbestånd. Arten överlever inte en slutavverkning (inklusive hänsyn) och den finns idag enbart i kontinuitetsskog. Lavens fortsatta förekomst bör säkerställas genom att lokaler med äldre barrskog skyddas. Knottrig blåslav är typisk art för </w:t>
-      </w:r>
-      <w:r>
-        <w:rPr>
-          <w:i/>
-        </w:rPr>
-        <w:t xml:space="preserve">9010 Taiga </w:t>
-      </w:r>
-      <w:r>
-        <w:t>och</w:t>
-      </w:r>
-      <w:r>
-        <w:rPr>
-          <w:i/>
-        </w:rPr>
-        <w:t xml:space="preserve"> 9040 Fjällbjörkskog</w:t>
-      </w:r>
-    </w:p>
-    <w:p>
-      <w:r>
-        <w:t>(SLU Artdatabanken, 2024; Nitare &amp; Skogsstyrelsen, 2019).</w:t>
-      </w:r>
-    </w:p>
-    <w:p>
-      <w:r>
-        <w:rPr>
-          <w:b/>
-        </w:rPr>
-        <w:t>Lunglav (NT)</w:t>
-      </w:r>
-      <w:r>
-        <w:t xml:space="preserve"> är en av vårt lands främsta signalarter som överallt indikerar gamla lövträd, skogsbestånd med höga naturvärden och ekosystem med långskoglig kontinuitet. Lokalt kan förekomsten vara mycket riklig men den hittas nästan enbart i gamla och ej slutavverkade skogar. Artens samtliga förekomster bör uppmärksammas från naturvårdssynpunkt, då många lokaler även hyser andra ovanliga och rödlistade arter. Rikliga förekomster bör skyddas med biotopskydd, frivilliga avsättningar eller reservat. På lunglav kan de sällsynta lavparasiterna lunglavshårprick (CR), </w:t>
-      </w:r>
-      <w:r>
-        <w:rPr>
-          <w:i/>
-        </w:rPr>
-        <w:t>Abrothallus diederichii</w:t>
-      </w:r>
-      <w:r>
-        <w:t xml:space="preserve"> (VU), </w:t>
-      </w:r>
-      <w:r>
-        <w:rPr>
-          <w:i/>
-        </w:rPr>
-        <w:t>Abrothallus lobariae</w:t>
-      </w:r>
-      <w:r>
-        <w:t xml:space="preserve"> (VU), </w:t>
-      </w:r>
-      <w:r>
-        <w:rPr>
-          <w:i/>
-        </w:rPr>
-        <w:t>Calycina lobariae</w:t>
-      </w:r>
-      <w:r>
-        <w:t xml:space="preserve"> (VU), lunglavsknapp (VU) och skrovelmössing (VU) påträffas. Lunglav är typisk art för </w:t>
-      </w:r>
-      <w:r>
-        <w:rPr>
-          <w:i/>
-        </w:rPr>
-        <w:t>9010 Taiga, 9020 Nordlig ädellövskog, 9110 Näringsfattig bokskog, 9130 Näringsrik bokskog, 9160 Näringsrik ekskog, 9180 Ädellövskog i branter, 9190 Näringsfattig ekskog, 9070 Trädklädd betesmark, 9040 Fjällbjörkskog</w:t>
-      </w:r>
-      <w:r>
-        <w:t xml:space="preserve"> och</w:t>
-      </w:r>
-      <w:r>
-        <w:rPr>
-          <w:i/>
-        </w:rPr>
-        <w:t xml:space="preserve"> 6530 Lövängar</w:t>
-      </w:r>
-      <w:r>
-        <w:t xml:space="preserve"> (SLU Artdatabanken, 2026; Nitare &amp; Skogsstyrelsen, 2019).</w:t>
-      </w:r>
-    </w:p>
-    <w:p>
-      <w:r>
-        <w:rPr>
-          <w:b/>
-        </w:rPr>
-        <w:t xml:space="preserve">Trådticka </w:t>
-      </w:r>
-      <w:r>
-        <w:t xml:space="preserve">är knuten till grova granar i rikare ofta fuktiga miljöer. Den återfinns på både levande och döda träd samt stubbar och nyligen fallna träd. Karaktärsart för äldre fuktiga granskogsbiotoper, och i stor mängd är den en bra signalart för miljöer med andra rödlistade arter. Trådticka är typisk art för </w:t>
-      </w:r>
-      <w:r>
-        <w:rPr>
-          <w:i/>
-        </w:rPr>
-        <w:t xml:space="preserve">9010 Taiga </w:t>
-      </w:r>
-      <w:r>
         <w:t xml:space="preserve">och </w:t>
       </w:r>
       <w:r>
@@ -571,118 +640,6 @@
       </w:r>
       <w:r>
         <w:t>(SLU Artdatabanken, 2025).</w:t>
-      </w:r>
-    </w:p>
-    <w:p>
-      <w:r>
-        <w:rPr>
-          <w:b/>
-        </w:rPr>
-        <w:t>Ullticka (NT)</w:t>
-      </w:r>
-      <w:r>
-        <w:t xml:space="preserve"> är knuten till restbestånd av barrnaturskog och förekommer med ett tydligt optimum i orörda eller måttligt påverkade gamla granskogar där det föreligger viss kontinuitet av grov död ved. Ullticka är en bra signalart inom hela sitt utbredningsområde och i södra Sverige är den sällsynt och en god signalart för skyddsvärda granskogsmiljöer. Den hotas av avverkning och fragmentering av naturskog och äldre granskog med lång trädkontinuitet. På ullticka kan ibland ulltickeporing (VU) påträffas - det är en sällsynt ticka som nyligen delats upp i de tre olika arterna ulltickeporing </w:t>
-      </w:r>
-      <w:r>
-        <w:rPr>
-          <w:i/>
-        </w:rPr>
-        <w:t xml:space="preserve">Skeletocutis brevispora </w:t>
-      </w:r>
-      <w:r>
-        <w:t>(VU)</w:t>
-      </w:r>
-      <w:r>
-        <w:rPr>
-          <w:i/>
-        </w:rPr>
-        <w:t>, Skeletocutis delicata</w:t>
-      </w:r>
-      <w:r>
-        <w:t xml:space="preserve"> (VU)</w:t>
-      </w:r>
-      <w:r>
-        <w:rPr>
-          <w:i/>
-        </w:rPr>
-        <w:t xml:space="preserve"> och Skeletocutis exilis</w:t>
-      </w:r>
-      <w:r>
-        <w:t xml:space="preserve"> (NT). Ullticka är typisk art för </w:t>
-      </w:r>
-      <w:r>
-        <w:rPr>
-          <w:i/>
-        </w:rPr>
-        <w:t xml:space="preserve">9010 Taiga, 9050 Näringsrik granskog </w:t>
-      </w:r>
-      <w:r>
-        <w:t xml:space="preserve">och </w:t>
-      </w:r>
-      <w:r>
-        <w:rPr>
-          <w:i/>
-        </w:rPr>
-        <w:t>9030 Landhöjningsskog</w:t>
-      </w:r>
-      <w:r>
-        <w:t xml:space="preserve"> (SLU Artdatabanken, 2026; Nitare &amp; Skogsstyrelsen, 2019; Miettinen &amp; Niemelä, 2018).</w:t>
-      </w:r>
-    </w:p>
-    <w:p>
-      <w:r>
-        <w:rPr>
-          <w:b/>
-        </w:rPr>
-        <w:t>Violmussling (NT)</w:t>
-      </w:r>
-      <w:r>
-        <w:t xml:space="preserve"> växer på döda, oftast omkullfallna stammar av gran eller tall. De flesta fynden har gjorts i gammal, orörd skog och arten är en mycket god indikator på förekomst av lång skoglig kontinuitet. Platser som hyser stora bestånd av violmussling bör i första hand skyddas och undantas från skogsbruk. Flera sällsynta och mycket sällsynta tickor och skalbaggar är mer eller mindre starkt associerade med violtickor </w:t>
-      </w:r>
-      <w:r>
-        <w:rPr>
-          <w:i/>
-        </w:rPr>
-        <w:t>Trichaptum spp.</w:t>
-      </w:r>
-      <w:r>
-        <w:t xml:space="preserve"> och död ved som först rötats av någon </w:t>
-      </w:r>
-      <w:r>
-        <w:rPr>
-          <w:i/>
-        </w:rPr>
-        <w:t>Trichaptum-art</w:t>
-      </w:r>
-      <w:r>
-        <w:t>. Bland dessa kan nämnas gul mjukporing (CR), lämmelporing (CR), kilporing (VU), parasitporing (VU), gropig brunbagge (NT), gulbandad brunbagge</w:t>
-      </w:r>
-      <w:r>
-        <w:rPr>
-          <w:i/>
-        </w:rPr>
-        <w:t xml:space="preserve"> </w:t>
-      </w:r>
-      <w:r>
-        <w:t>(NT) och brunkantad brunbagge</w:t>
-      </w:r>
-      <w:r>
-        <w:rPr>
-          <w:i/>
-        </w:rPr>
-        <w:t xml:space="preserve"> </w:t>
-      </w:r>
-      <w:r>
-        <w:t xml:space="preserve">(DD). Violmussling är typisk art för </w:t>
-      </w:r>
-      <w:r>
-        <w:rPr>
-          <w:i/>
-        </w:rPr>
-        <w:t>9010 Taiga</w:t>
-      </w:r>
-      <w:r>
-        <w:t xml:space="preserve"> (SLU Artdatabanken, 2026; Nitare &amp; Skogsstyrelsen, 2019).</w:t>
       </w:r>
     </w:p>
     <w:p>
@@ -1421,7 +1378,7 @@
     <w:r>
       <w:tab/>
       <w:tab/>
-      <w:t>2026-06-20</w:t>
+      <w:t>2026-06-21</w:t>
       <w:br/>
       <w:br/>
     </w:r>

--- a/klagomål/A 21326-2026 FSC-klagomål.docx
+++ b/klagomål/A 21326-2026 FSC-klagomål.docx
@@ -1378,7 +1378,7 @@
     <w:r>
       <w:tab/>
       <w:tab/>
-      <w:t>2026-06-21</w:t>
+      <w:t>2026-06-22</w:t>
       <w:br/>
       <w:br/>
     </w:r>

--- a/klagomål/A 21326-2026 FSC-klagomål.docx
+++ b/klagomål/A 21326-2026 FSC-klagomål.docx
@@ -1378,7 +1378,7 @@
     <w:r>
       <w:tab/>
       <w:tab/>
-      <w:t>2026-06-22</w:t>
+      <w:t>2026-06-23</w:t>
       <w:br/>
       <w:br/>
     </w:r>

--- a/klagomål/A 21326-2026 FSC-klagomål.docx
+++ b/klagomål/A 21326-2026 FSC-klagomål.docx
@@ -1378,7 +1378,7 @@
     <w:r>
       <w:tab/>
       <w:tab/>
-      <w:t>2026-06-23</w:t>
+      <w:t>2026-06-24</w:t>
       <w:br/>
       <w:br/>
     </w:r>

--- a/klagomål/A 21326-2026 FSC-klagomål.docx
+++ b/klagomål/A 21326-2026 FSC-klagomål.docx
@@ -1378,7 +1378,7 @@
     <w:r>
       <w:tab/>
       <w:tab/>
-      <w:t>2026-06-24</w:t>
+      <w:t>2026-06-25</w:t>
       <w:br/>
       <w:br/>
     </w:r>

--- a/klagomål/A 21326-2026 FSC-klagomål.docx
+++ b/klagomål/A 21326-2026 FSC-klagomål.docx
@@ -1378,7 +1378,7 @@
     <w:r>
       <w:tab/>
       <w:tab/>
-      <w:t>2026-06-25</w:t>
+      <w:t>2026-06-26</w:t>
       <w:br/>
       <w:br/>
     </w:r>

--- a/klagomål/A 21326-2026 FSC-klagomål.docx
+++ b/klagomål/A 21326-2026 FSC-klagomål.docx
@@ -1378,7 +1378,7 @@
     <w:r>
       <w:tab/>
       <w:tab/>
-      <w:t>2026-06-26</w:t>
+      <w:t>2026-06-27</w:t>
       <w:br/>
       <w:br/>
     </w:r>

--- a/klagomål/A 21326-2026 FSC-klagomål.docx
+++ b/klagomål/A 21326-2026 FSC-klagomål.docx
@@ -1378,7 +1378,7 @@
     <w:r>
       <w:tab/>
       <w:tab/>
-      <w:t>2026-06-27</w:t>
+      <w:t>2026-06-28</w:t>
       <w:br/>
       <w:br/>
     </w:r>

--- a/klagomål/A 21326-2026 FSC-klagomål.docx
+++ b/klagomål/A 21326-2026 FSC-klagomål.docx
@@ -1378,7 +1378,7 @@
     <w:r>
       <w:tab/>
       <w:tab/>
-      <w:t>2026-06-28</w:t>
+      <w:t>2026-06-29</w:t>
       <w:br/>
       <w:br/>
     </w:r>

--- a/klagomål/A 21326-2026 FSC-klagomål.docx
+++ b/klagomål/A 21326-2026 FSC-klagomål.docx
@@ -1378,7 +1378,7 @@
     <w:r>
       <w:tab/>
       <w:tab/>
-      <w:t>2026-06-29</w:t>
+      <w:t>2026-06-30</w:t>
       <w:br/>
       <w:br/>
     </w:r>

--- a/klagomål/A 21326-2026 FSC-klagomål.docx
+++ b/klagomål/A 21326-2026 FSC-klagomål.docx
@@ -1378,7 +1378,7 @@
     <w:r>
       <w:tab/>
       <w:tab/>
-      <w:t>2026-06-30</w:t>
+      <w:t>2026-07-01</w:t>
       <w:br/>
       <w:br/>
     </w:r>

--- a/klagomål/A 21326-2026 FSC-klagomål.docx
+++ b/klagomål/A 21326-2026 FSC-klagomål.docx
@@ -1378,7 +1378,7 @@
     <w:r>
       <w:tab/>
       <w:tab/>
-      <w:t>2026-07-01</w:t>
+      <w:t>2026-07-02</w:t>
       <w:br/>
       <w:br/>
     </w:r>

--- a/klagomål/A 21326-2026 FSC-klagomål.docx
+++ b/klagomål/A 21326-2026 FSC-klagomål.docx
@@ -1378,7 +1378,7 @@
     <w:r>
       <w:tab/>
       <w:tab/>
-      <w:t>2026-07-13</w:t>
+      <w:t>2026-07-14</w:t>
       <w:br/>
       <w:br/>
     </w:r>

--- a/klagomål/A 21326-2026 FSC-klagomål.docx
+++ b/klagomål/A 21326-2026 FSC-klagomål.docx
@@ -1378,7 +1378,7 @@
     <w:r>
       <w:tab/>
       <w:tab/>
-      <w:t>2026-07-14</w:t>
+      <w:t>2026-07-15</w:t>
       <w:br/>
       <w:br/>
     </w:r>

--- a/klagomål/A 21326-2026 FSC-klagomål.docx
+++ b/klagomål/A 21326-2026 FSC-klagomål.docx
@@ -1378,7 +1378,7 @@
     <w:r>
       <w:tab/>
       <w:tab/>
-      <w:t>2026-07-15</w:t>
+      <w:t>2026-07-16</w:t>
       <w:br/>
       <w:br/>
     </w:r>

--- a/klagomål/A 21326-2026 FSC-klagomål.docx
+++ b/klagomål/A 21326-2026 FSC-klagomål.docx
@@ -1378,7 +1378,7 @@
     <w:r>
       <w:tab/>
       <w:tab/>
-      <w:t>2026-07-16</w:t>
+      <w:t>2026-07-17</w:t>
       <w:br/>
       <w:br/>
     </w:r>

--- a/klagomål/A 21326-2026 FSC-klagomål.docx
+++ b/klagomål/A 21326-2026 FSC-klagomål.docx
@@ -1378,7 +1378,7 @@
     <w:r>
       <w:tab/>
       <w:tab/>
-      <w:t>2026-07-17</w:t>
+      <w:t>2026-07-18</w:t>
       <w:br/>
       <w:br/>
     </w:r>

--- a/klagomål/A 21326-2026 FSC-klagomål.docx
+++ b/klagomål/A 21326-2026 FSC-klagomål.docx
@@ -1378,7 +1378,7 @@
     <w:r>
       <w:tab/>
       <w:tab/>
-      <w:t>2026-07-18</w:t>
+      <w:t>2026-07-19</w:t>
       <w:br/>
       <w:br/>
     </w:r>

--- a/klagomål/A 21326-2026 FSC-klagomål.docx
+++ b/klagomål/A 21326-2026 FSC-klagomål.docx
@@ -1378,7 +1378,7 @@
     <w:r>
       <w:tab/>
       <w:tab/>
-      <w:t>2026-07-19</w:t>
+      <w:t>2026-07-20</w:t>
       <w:br/>
       <w:br/>
     </w:r>

--- a/klagomål/A 21326-2026 FSC-klagomål.docx
+++ b/klagomål/A 21326-2026 FSC-klagomål.docx
@@ -1378,7 +1378,7 @@
     <w:r>
       <w:tab/>
       <w:tab/>
-      <w:t>2026-07-20</w:t>
+      <w:t>2026-07-21</w:t>
       <w:br/>
       <w:br/>
     </w:r>

--- a/klagomål/A 21326-2026 FSC-klagomål.docx
+++ b/klagomål/A 21326-2026 FSC-klagomål.docx
@@ -1378,7 +1378,7 @@
     <w:r>
       <w:tab/>
       <w:tab/>
-      <w:t>2026-07-21</w:t>
+      <w:t>2026-07-22</w:t>
       <w:br/>
       <w:br/>
     </w:r>

--- a/klagomål/A 21326-2026 FSC-klagomål.docx
+++ b/klagomål/A 21326-2026 FSC-klagomål.docx
@@ -1378,7 +1378,7 @@
     <w:r>
       <w:tab/>
       <w:tab/>
-      <w:t>2026-07-22</w:t>
+      <w:t>2026-07-23</w:t>
       <w:br/>
       <w:br/>
     </w:r>

--- a/klagomål/A 21326-2026 FSC-klagomål.docx
+++ b/klagomål/A 21326-2026 FSC-klagomål.docx
@@ -1378,7 +1378,7 @@
     <w:r>
       <w:tab/>
       <w:tab/>
-      <w:t>2026-07-23</w:t>
+      <w:t>2026-07-24</w:t>
       <w:br/>
       <w:br/>
     </w:r>

--- a/klagomål/A 21326-2026 FSC-klagomål.docx
+++ b/klagomål/A 21326-2026 FSC-klagomål.docx
@@ -1378,7 +1378,7 @@
     <w:r>
       <w:tab/>
       <w:tab/>
-      <w:t>2026-07-24</w:t>
+      <w:t>2026-07-25</w:t>
       <w:br/>
       <w:br/>
     </w:r>

--- a/klagomål/A 21326-2026 FSC-klagomål.docx
+++ b/klagomål/A 21326-2026 FSC-klagomål.docx
@@ -1378,7 +1378,7 @@
     <w:r>
       <w:tab/>
       <w:tab/>
-      <w:t>2026-07-25</w:t>
+      <w:t>2026-07-26</w:t>
       <w:br/>
       <w:br/>
     </w:r>

--- a/klagomål/A 21326-2026 FSC-klagomål.docx
+++ b/klagomål/A 21326-2026 FSC-klagomål.docx
@@ -178,7 +178,7 @@
       <w:r>
         <w:drawing>
           <wp:inline xmlns:a="http://schemas.openxmlformats.org/drawingml/2006/main" xmlns:pic="http://schemas.openxmlformats.org/drawingml/2006/picture">
-            <wp:extent cx="5486400" cy="4482152"/>
+            <wp:extent cx="5486400" cy="4545964"/>
             <wp:docPr id="1" name="Picture 1"/>
             <wp:cNvGraphicFramePr>
               <a:graphicFrameLocks noChangeAspect="1"/>
@@ -199,7 +199,7 @@
                   <pic:spPr>
                     <a:xfrm>
                       <a:off x="0" y="0"/>
-                      <a:ext cx="5486400" cy="4482152"/>
+                      <a:ext cx="5486400" cy="4545964"/>
                     </a:xfrm>
                     <a:prstGeom prst="rect"/>
                   </pic:spPr>
@@ -221,7 +221,7 @@
     </w:p>
     <w:p>
       <w:r>
-        <w:t>I och inom 7 meter från avverkningsanmälan finns fynd av 12 naturvårdsarter, varav 9 är rödlistade, 3 är fridlysta, 12 är typiska (T) och 3 är signalarter (S): garnlav (VU, T), gränsticka (VU, T), doftskinn (NT, T), gammelgransskål (NT, T), knottrig blåslav (NT, T), lunglav (NT, T), tretåig hackspett (NT, T, §4), ullticka (NT, T), violmussling (NT, T), korallrot (S, T, §8), spindelblomster (S, T, §8) och trådticka (S, T). Se Figur 1.</w:t>
+        <w:t>I och inom 7 meter från avverkningsanmälan finns fynd av 11 naturvårdsarter, varav 8 är rödlistade, 2 är fridlysta, 11 är typiska (T) och 3 är signalarter (S): garnlav (VU, T), gränsticka (VU, T), doftskinn (NT, T), gammelgransskål (NT, T), knottrig blåslav (NT, T), lunglav (NT, T), ullticka (NT, T), violmussling (NT, T), korallrot (S, T, §8), spindelblomster (S, T, §8) och trådticka (S, T). Se Figur 1.</w:t>
       </w:r>
     </w:p>
     <w:p>
@@ -428,35 +428,6 @@
         <w:rPr>
           <w:b/>
         </w:rPr>
-        <w:t>Tretåig hackspett (NT, §4)</w:t>
-      </w:r>
-      <w:r>
-        <w:t xml:space="preserve"> är rödlistad som nära hotad och ingår i bilaga 1 i EU:s fågeldirektiv. Tretåig hackspett är för sin överlevnad beroende av kontinuerlig tillförsel av äldre döende och död ved, som sker genom naturliga självgallringsprocesser i äldre grannaturskogar och barrblandade naturskogar. Om en skog genom skogsbruk gallras eller glesas ur så upphör och uteblir i stort sett den naturliga självgallringsprocessen för mycket lång tid framöver vilket omöjliggör upprätthållandet av den kontinuerliga ekologiska funktionen i ett område. Det finns studier som visar att naturskogens självgallringsprocess som den tretåiga hackspetten är beroende av, inte kan ersättas med efterlämnad hänsyn i skogsbruket (Imbeau &amp; Desrochers, 2002). Storleken på häckningsreviret varierar med skogstypen, förekomsten av död ved och graden av fragmentering, men är i allmänhet i storleksordningen 25–100 hektar. Vintertid krävs ofta betydligt större områden och det finns studier som antyder att arten behöver minst 100 hektar äldre skog. I områden med låg bonitet kan det behövas över 200 hektar lämpligt habitat för att ett par ska kunna reproducera sig. Områden med dokumenterad permanent förekomst i naturskogsmiljöer har vanligen så stora naturvärden att skogsbruk är olämpligt. Tretåig hackspett är typisk art för </w:t>
-      </w:r>
-      <w:r>
-        <w:rPr>
-          <w:i/>
-        </w:rPr>
-        <w:t xml:space="preserve">9010 Taiga, 9740 Skogsbevuxen myr, 9030 Landhöjningsskog </w:t>
-      </w:r>
-      <w:r>
-        <w:t xml:space="preserve">och </w:t>
-      </w:r>
-      <w:r>
-        <w:rPr>
-          <w:i/>
-        </w:rPr>
-        <w:t>9040 Fjällbjörkskog</w:t>
-      </w:r>
-      <w:r>
-        <w:t xml:space="preserve"> (Skogsstyrelsen, 2016; SLU Artdatabanken, 2024).</w:t>
-      </w:r>
-    </w:p>
-    <w:p>
-      <w:r>
-        <w:rPr>
-          <w:b/>
-        </w:rPr>
         <w:t>Ullticka (NT)</w:t>
       </w:r>
       <w:r>
@@ -694,22 +665,6 @@
       <w:r>
         <w:t>I den avverkningsanmälda skogen har fridlysta arter sina livsmiljöer och växtplatser. Att skada de fridlysta arternas livsmiljöer, växtplatser eller ekologiska funktion är inte tillåtet enligt artskyddsförordningen.</w:t>
       </w:r>
-      <w:r>
-        <w:rPr>
-          <w:i/>
-        </w:rPr>
-        <w:t xml:space="preserve"> EU:s medlemsländer och skogsbolag är skyldiga att agera i enlighet med EU:s fågeldirektiv där det uttryckligen står att direktivet gäller för fåglar samt för deras ägg, bon och </w:t>
-      </w:r>
-      <w:r>
-        <w:rPr>
-          <w:b/>
-          <w:i/>
-        </w:rPr>
-        <w:t xml:space="preserve">livsmiljöer </w:t>
-      </w:r>
-      <w:r>
-        <w:t>(artikel 1). Vidare att de åtgärder som vidtas inte får leda till en försämring av den nuvarande situationen beträffande bevarandet av de fågelarter som avses i artikel 1 (artikel 13).</w:t>
-      </w:r>
     </w:p>
     <w:p>
       <w:r>
@@ -748,7 +703,7 @@
         <w:rPr>
           <w:i/>
         </w:rPr>
-        <w:t>I det avverkningsanmälda skogsområdet har 12 naturvårdsarter varav 9 rödlistade arter sina livsmiljöer och växtplatser.</w:t>
+        <w:t>I det avverkningsanmälda skogsområdet har 11 naturvårdsarter varav 8 rödlistade arter sina livsmiljöer och växtplatser.</w:t>
       </w:r>
     </w:p>
     <w:p>
@@ -945,9 +900,7 @@
         <w:pStyle w:val="Title"/>
       </w:pPr>
       <w:r>
-        <w:t>BILAGA 1 –</w:t>
-        <w:br/>
-        <w:t>Fridlysta och rödlistade arter</w:t>
+        <w:t>BILAGA 1 – Rödlistade arter</w:t>
       </w:r>
     </w:p>
     <w:p>
@@ -1047,207 +1000,6 @@
       </w:r>
       <w:r>
         <w:t>SLU Artdatabanken, Uppsala.</w:t>
-      </w:r>
-    </w:p>
-    <w:p>
-      <w:pPr>
-        <w:pStyle w:val="Heading1"/>
-      </w:pPr>
-      <w:r>
-        <w:t>Tretåig hackspett – ekologi samt krav på livsmiljön</w:t>
-      </w:r>
-    </w:p>
-    <w:p>
-      <w:r>
-        <w:t xml:space="preserve">Tretåig hackspett (NT) är fridlyst enligt §4 Artskyddsförordningen och finns med som prioriterad art i Skogsstyrelsen vägledning för skogsbruket (bilaga 4 till SVL). I vägledningen står bland annat att: </w:t>
-      </w:r>
-      <w:r>
-        <w:rPr>
-          <w:i/>
-        </w:rPr>
-        <w:t xml:space="preserve">“Tretåig hackspett har stora arealkrav och höga krav på sin livsmiljö. Omdaningen av naturskogar till kulturskogar medför en förlust av viktiga miljöer, något som förstärks av ökad fragmentering till följd av avverkningar.” </w:t>
-      </w:r>
-      <w:r>
-        <w:t xml:space="preserve">Vidare att: </w:t>
-      </w:r>
-      <w:r>
-        <w:rPr>
-          <w:i/>
-        </w:rPr>
-        <w:t>“Områden med dokumenterad permanent förekomst i naturskogsmiljöer har vanligen så stora naturvärden att skogsbruk är olämpligt”</w:t>
-      </w:r>
-      <w:r>
-        <w:t xml:space="preserve"> (SLU Artdatabanken, 2024; Skogsstyrelsen, 2016)</w:t>
-      </w:r>
-      <w:r>
-        <w:rPr>
-          <w:i/>
-        </w:rPr>
-        <w:t>.</w:t>
-      </w:r>
-    </w:p>
-    <w:p>
-      <w:r>
-        <w:t>Tretåig hackspett är beroende av större sammanhängande naturskogar med kontinuerlig tillgång och nybildning av död ved och fragmentering av livsmiljöerna utgör ett stort hot mot arten (se exempelvis Stachura-Skierczynska et al., 2009; Wesolowski et al., 2005; Butler et al., 2004; Pakkala et al., 2002; Amcoff et al., 1996; Virkkala, 1991). Det finns studier som visar att naturskogens självgallringsprocess som den tretåiga hackspetten är beroende av, inte kan ersättas med efterlämnad hänsyn i skogsbruket (Imbeau &amp; Desrochers, 2002).</w:t>
-      </w:r>
-    </w:p>
-    <w:p>
-      <w:r>
-        <w:t>Permanenta revir av tretåig hackspett karaktäriseras ofta av artens typiska ringformigt ordnade hackmärken på framför allt gamla granar. För att säkerställa att inte revir av tretåig hackspett drabbas av avverkningsplanerna bör en inventering göras i området både under häckningstid och under vintern, då arten utnyttjar betydligt större områden än under sommarens häckningsrevir. Storleken på häckningsreviret varierar med skogstypen, förekomsten av död ved och graden av fragmentering, men är i allmänhet i storleksordningen 25–100 hektar (SLU Artdatabanken, 2024; Skogsstyrelsen, 2016).</w:t>
-      </w:r>
-    </w:p>
-    <w:p>
-      <w:r>
-        <w:t xml:space="preserve">Förutom fridlysning enligt §4 Artskyddsförordningen är tretåig hackspett även förtecknad i EU:s fågeldirektiv bilaga 1. Den är typisk art för </w:t>
-      </w:r>
-      <w:r>
-        <w:rPr>
-          <w:i/>
-        </w:rPr>
-        <w:t xml:space="preserve">9010 Taiga, 9740 Skogsbevuxen myr, 9030 Landhöjningsskog </w:t>
-      </w:r>
-      <w:r>
-        <w:t xml:space="preserve">och </w:t>
-      </w:r>
-      <w:r>
-        <w:rPr>
-          <w:i/>
-        </w:rPr>
-        <w:t>9040 Fjällbjörkskog</w:t>
-      </w:r>
-      <w:r>
-        <w:t xml:space="preserve"> samt ingår i Natura 2000 och är förtecknad i Bernkonventionen bilaga II (strikt skyddade djurarter) (SLU Artdatabanken, 2024; Skogsstyrelsen, 2016).</w:t>
-      </w:r>
-    </w:p>
-    <w:p>
-      <w:pPr>
-        <w:pStyle w:val="Heading2"/>
-      </w:pPr>
-      <w:r>
-        <w:t>Referenser – tretåig hackspett</w:t>
-      </w:r>
-    </w:p>
-    <w:p>
-      <w:r>
-        <w:t xml:space="preserve">Amcoff, M. &amp; Eriksson, P. 1996. </w:t>
-      </w:r>
-      <w:r>
-        <w:rPr>
-          <w:i/>
-        </w:rPr>
-        <w:t xml:space="preserve">Förekomst av tretåig hackspett Picoides tridactylus på bestånds- och landskapsnivå. </w:t>
-      </w:r>
-      <w:r>
-        <w:t>Ornis Svecica 6: 107–119.</w:t>
-      </w:r>
-    </w:p>
-    <w:p>
-      <w:r>
-        <w:t xml:space="preserve">Butler, R., Angelstam, P., Ekelund, P. &amp; Schlaeffer, R. 2004. </w:t>
-      </w:r>
-      <w:r>
-        <w:rPr>
-          <w:i/>
-        </w:rPr>
-        <w:t xml:space="preserve">Dead wood threshold values for the three-toed woodpecker presence in boreal and sub-Alpine forest. </w:t>
-      </w:r>
-      <w:r>
-        <w:t>Biological conservation 119(3): 305–318.</w:t>
-      </w:r>
-    </w:p>
-    <w:p>
-      <w:r>
-        <w:t xml:space="preserve">Imbeau, L. &amp; Desrochers, A. 2002. </w:t>
-      </w:r>
-      <w:r>
-        <w:rPr>
-          <w:i/>
-        </w:rPr>
-        <w:t xml:space="preserve">Foraging Ecology and Use of Drumming Trees by Three-Toed Woodpeckers. </w:t>
-      </w:r>
-      <w:r>
-        <w:t>The Journal of Wildlife Management. Vol. 66, No. 1 (Jan., 2002), pp. 222–231.</w:t>
-      </w:r>
-    </w:p>
-    <w:p>
-      <w:r>
-        <w:t xml:space="preserve">Pakkala, T., Hanski, I. &amp; Tomppo, E. 2002. </w:t>
-      </w:r>
-      <w:r>
-        <w:rPr>
-          <w:i/>
-        </w:rPr>
-        <w:t xml:space="preserve">Spatial ecology of the three-toed woodpecker in managed forest landscapes. </w:t>
-      </w:r>
-      <w:r>
-        <w:t>Silva Fennica 36(1): 279–288.</w:t>
-      </w:r>
-    </w:p>
-    <w:p>
-      <w:r>
-        <w:t xml:space="preserve">Skogsstyrelsen, 2016. </w:t>
-      </w:r>
-      <w:r>
-        <w:rPr>
-          <w:i/>
-        </w:rPr>
-        <w:t>Vägledning för hänsyn till fåglar – Tretåig hackspett.</w:t>
-      </w:r>
-    </w:p>
-    <w:p>
-      <w:r>
-        <w:t xml:space="preserve">SLU Artdatabanken, 2024. </w:t>
-      </w:r>
-      <w:r>
-        <w:rPr>
-          <w:i/>
-        </w:rPr>
-        <w:t xml:space="preserve">Artfaktablad. Naturvård – artfakta. </w:t>
-      </w:r>
-      <w:r>
-        <w:t>SLU Artdatabanken, Uppsala.</w:t>
-      </w:r>
-    </w:p>
-    <w:p>
-      <w:r>
-        <w:t xml:space="preserve">Stachura-Skierczynska, K., Tumiel, T. &amp; Skierczynski, M. 2009. </w:t>
-      </w:r>
-      <w:r>
-        <w:rPr>
-          <w:i/>
-        </w:rPr>
-        <w:t xml:space="preserve">Habitat prediction model for three-toed woodpecker and its implications for the conservation of biologically valuable forests. </w:t>
-      </w:r>
-      <w:r>
-        <w:t>Forest Ecology and Management 258(5): 697–703.</w:t>
-      </w:r>
-    </w:p>
-    <w:p>
-      <w:r>
-        <w:t xml:space="preserve">Virkkala, R. 1991. </w:t>
-      </w:r>
-      <w:r>
-        <w:rPr>
-          <w:i/>
-        </w:rPr>
-        <w:t xml:space="preserve">Population trends of forest birds in a Finnish Lapland landscape of large habitat blocks – Consequences of stochastic environmental variation or regional habitat alteration. </w:t>
-      </w:r>
-      <w:r>
-        <w:t>Biological conservation 56(2): 223–240.</w:t>
-      </w:r>
-    </w:p>
-    <w:p>
-      <w:r>
-        <w:t xml:space="preserve">Wesolowski, T., Czeszczewik, D. &amp; Rowinski, P. 2005. </w:t>
-      </w:r>
-      <w:r>
-        <w:rPr>
-          <w:i/>
-        </w:rPr>
-        <w:t xml:space="preserve">Effects of forest management on Three-toed Woodpecker Picoides tridactylus distribution in the Bialowieza Forest (NE Poland): conservation implications. </w:t>
-      </w:r>
-      <w:r>
-        <w:t>Acta Ornithologica 40(1): 53–60.</w:t>
       </w:r>
     </w:p>
     <w:sectPr>
@@ -1378,7 +1130,7 @@
     <w:r>
       <w:tab/>
       <w:tab/>
-      <w:t>2026-07-26</w:t>
+      <w:t>2026-07-27</w:t>
       <w:br/>
       <w:br/>
     </w:r>

--- a/klagomål/A 21326-2026 FSC-klagomål.docx
+++ b/klagomål/A 21326-2026 FSC-klagomål.docx
@@ -1130,7 +1130,7 @@
     <w:r>
       <w:tab/>
       <w:tab/>
-      <w:t>2026-07-27</w:t>
+      <w:t>2026-07-28</w:t>
       <w:br/>
       <w:br/>
     </w:r>

--- a/klagomål/A 21326-2026 FSC-klagomål.docx
+++ b/klagomål/A 21326-2026 FSC-klagomål.docx
@@ -1130,7 +1130,7 @@
     <w:r>
       <w:tab/>
       <w:tab/>
-      <w:t>2026-07-28</w:t>
+      <w:t>2026-07-29</w:t>
       <w:br/>
       <w:br/>
     </w:r>

--- a/klagomål/A 21326-2026 FSC-klagomål.docx
+++ b/klagomål/A 21326-2026 FSC-klagomål.docx
@@ -178,7 +178,7 @@
       <w:r>
         <w:drawing>
           <wp:inline xmlns:a="http://schemas.openxmlformats.org/drawingml/2006/main" xmlns:pic="http://schemas.openxmlformats.org/drawingml/2006/picture">
-            <wp:extent cx="5486400" cy="4545964"/>
+            <wp:extent cx="5486400" cy="4482152"/>
             <wp:docPr id="1" name="Picture 1"/>
             <wp:cNvGraphicFramePr>
               <a:graphicFrameLocks noChangeAspect="1"/>
@@ -199,7 +199,7 @@
                   <pic:spPr>
                     <a:xfrm>
                       <a:off x="0" y="0"/>
-                      <a:ext cx="5486400" cy="4545964"/>
+                      <a:ext cx="5486400" cy="4482152"/>
                     </a:xfrm>
                     <a:prstGeom prst="rect"/>
                   </pic:spPr>
@@ -221,7 +221,7 @@
     </w:p>
     <w:p>
       <w:r>
-        <w:t>I och inom 7 meter från avverkningsanmälan finns fynd av 11 naturvårdsarter, varav 8 är rödlistade, 2 är fridlysta, 11 är typiska (T) och 3 är signalarter (S): garnlav (VU, T), gränsticka (VU, T), doftskinn (NT, T), gammelgransskål (NT, T), knottrig blåslav (NT, T), lunglav (NT, T), ullticka (NT, T), violmussling (NT, T), korallrot (S, T, §8), spindelblomster (S, T, §8) och trådticka (S, T). Se Figur 1.</w:t>
+        <w:t>I och inom 7 meter från avverkningsanmälan finns fynd av 12 naturvårdsarter, varav 9 är rödlistade, 3 är fridlysta, 12 är typiska (T) och 3 är signalarter (S): garnlav (VU, T), gränsticka (VU, T), doftskinn (NT, T), gammelgransskål (NT, T), knottrig blåslav (NT, T), lunglav (NT, T), tretåig hackspett (NT, T, §4), ullticka (NT, T), violmussling (NT, T), korallrot (S, T, §8), spindelblomster (S, T, §8) och trådticka (S, T). Se Figur 1.</w:t>
       </w:r>
     </w:p>
     <w:p>
@@ -428,6 +428,35 @@
         <w:rPr>
           <w:b/>
         </w:rPr>
+        <w:t>Tretåig hackspett (NT, §4)</w:t>
+      </w:r>
+      <w:r>
+        <w:t xml:space="preserve"> är rödlistad som nära hotad och ingår i bilaga 1 i EU:s fågeldirektiv. Tretåig hackspett är för sin överlevnad beroende av kontinuerlig tillförsel av äldre döende och död ved, som sker genom naturliga självgallringsprocesser i äldre grannaturskogar och barrblandade naturskogar. Om en skog genom skogsbruk gallras eller glesas ur så upphör och uteblir i stort sett den naturliga självgallringsprocessen för mycket lång tid framöver vilket omöjliggör upprätthållandet av den kontinuerliga ekologiska funktionen i ett område. Det finns studier som visar att naturskogens självgallringsprocess som den tretåiga hackspetten är beroende av, inte kan ersättas med efterlämnad hänsyn i skogsbruket (Imbeau &amp; Desrochers, 2002). Storleken på häckningsreviret varierar med skogstypen, förekomsten av död ved och graden av fragmentering, men är i allmänhet i storleksordningen 25–100 hektar. Vintertid krävs ofta betydligt större områden och det finns studier som antyder att arten behöver minst 100 hektar äldre skog. I områden med låg bonitet kan det behövas över 200 hektar lämpligt habitat för att ett par ska kunna reproducera sig. Områden med dokumenterad permanent förekomst i naturskogsmiljöer har vanligen så stora naturvärden att skogsbruk är olämpligt. Tretåig hackspett är typisk art för </w:t>
+      </w:r>
+      <w:r>
+        <w:rPr>
+          <w:i/>
+        </w:rPr>
+        <w:t xml:space="preserve">9010 Taiga, 9740 Skogsbevuxen myr, 9030 Landhöjningsskog </w:t>
+      </w:r>
+      <w:r>
+        <w:t xml:space="preserve">och </w:t>
+      </w:r>
+      <w:r>
+        <w:rPr>
+          <w:i/>
+        </w:rPr>
+        <w:t>9040 Fjällbjörkskog</w:t>
+      </w:r>
+      <w:r>
+        <w:t xml:space="preserve"> (Skogsstyrelsen, 2016; SLU Artdatabanken, 2024).</w:t>
+      </w:r>
+    </w:p>
+    <w:p>
+      <w:r>
+        <w:rPr>
+          <w:b/>
+        </w:rPr>
         <w:t>Ullticka (NT)</w:t>
       </w:r>
       <w:r>
@@ -665,6 +694,22 @@
       <w:r>
         <w:t>I den avverkningsanmälda skogen har fridlysta arter sina livsmiljöer och växtplatser. Att skada de fridlysta arternas livsmiljöer, växtplatser eller ekologiska funktion är inte tillåtet enligt artskyddsförordningen.</w:t>
       </w:r>
+      <w:r>
+        <w:rPr>
+          <w:i/>
+        </w:rPr>
+        <w:t xml:space="preserve"> EU:s medlemsländer och skogsbolag är skyldiga att agera i enlighet med EU:s fågeldirektiv där det uttryckligen står att direktivet gäller för fåglar samt för deras ägg, bon och </w:t>
+      </w:r>
+      <w:r>
+        <w:rPr>
+          <w:b/>
+          <w:i/>
+        </w:rPr>
+        <w:t xml:space="preserve">livsmiljöer </w:t>
+      </w:r>
+      <w:r>
+        <w:t>(artikel 1). Vidare att de åtgärder som vidtas inte får leda till en försämring av den nuvarande situationen beträffande bevarandet av de fågelarter som avses i artikel 1 (artikel 13).</w:t>
+      </w:r>
     </w:p>
     <w:p>
       <w:r>
@@ -703,7 +748,7 @@
         <w:rPr>
           <w:i/>
         </w:rPr>
-        <w:t>I det avverkningsanmälda skogsområdet har 11 naturvårdsarter varav 8 rödlistade arter sina livsmiljöer och växtplatser.</w:t>
+        <w:t>I det avverkningsanmälda skogsområdet har 12 naturvårdsarter varav 9 rödlistade arter sina livsmiljöer och växtplatser.</w:t>
       </w:r>
     </w:p>
     <w:p>
@@ -900,7 +945,9 @@
         <w:pStyle w:val="Title"/>
       </w:pPr>
       <w:r>
-        <w:t>BILAGA 1 – Rödlistade arter</w:t>
+        <w:t>BILAGA 1 –</w:t>
+        <w:br/>
+        <w:t>Fridlysta och rödlistade arter</w:t>
       </w:r>
     </w:p>
     <w:p>
@@ -1000,6 +1047,207 @@
       </w:r>
       <w:r>
         <w:t>SLU Artdatabanken, Uppsala.</w:t>
+      </w:r>
+    </w:p>
+    <w:p>
+      <w:pPr>
+        <w:pStyle w:val="Heading1"/>
+      </w:pPr>
+      <w:r>
+        <w:t>Tretåig hackspett – ekologi samt krav på livsmiljön</w:t>
+      </w:r>
+    </w:p>
+    <w:p>
+      <w:r>
+        <w:t xml:space="preserve">Tretåig hackspett (NT) är fridlyst enligt §4 Artskyddsförordningen och finns med som prioriterad art i Skogsstyrelsen vägledning för skogsbruket (bilaga 4 till SVL). I vägledningen står bland annat att: </w:t>
+      </w:r>
+      <w:r>
+        <w:rPr>
+          <w:i/>
+        </w:rPr>
+        <w:t xml:space="preserve">“Tretåig hackspett har stora arealkrav och höga krav på sin livsmiljö. Omdaningen av naturskogar till kulturskogar medför en förlust av viktiga miljöer, något som förstärks av ökad fragmentering till följd av avverkningar.” </w:t>
+      </w:r>
+      <w:r>
+        <w:t xml:space="preserve">Vidare att: </w:t>
+      </w:r>
+      <w:r>
+        <w:rPr>
+          <w:i/>
+        </w:rPr>
+        <w:t>“Områden med dokumenterad permanent förekomst i naturskogsmiljöer har vanligen så stora naturvärden att skogsbruk är olämpligt”</w:t>
+      </w:r>
+      <w:r>
+        <w:t xml:space="preserve"> (SLU Artdatabanken, 2024; Skogsstyrelsen, 2016)</w:t>
+      </w:r>
+      <w:r>
+        <w:rPr>
+          <w:i/>
+        </w:rPr>
+        <w:t>.</w:t>
+      </w:r>
+    </w:p>
+    <w:p>
+      <w:r>
+        <w:t>Tretåig hackspett är beroende av större sammanhängande naturskogar med kontinuerlig tillgång och nybildning av död ved och fragmentering av livsmiljöerna utgör ett stort hot mot arten (se exempelvis Stachura-Skierczynska et al., 2009; Wesolowski et al., 2005; Butler et al., 2004; Pakkala et al., 2002; Amcoff et al., 1996; Virkkala, 1991). Det finns studier som visar att naturskogens självgallringsprocess som den tretåiga hackspetten är beroende av, inte kan ersättas med efterlämnad hänsyn i skogsbruket (Imbeau &amp; Desrochers, 2002).</w:t>
+      </w:r>
+    </w:p>
+    <w:p>
+      <w:r>
+        <w:t>Permanenta revir av tretåig hackspett karaktäriseras ofta av artens typiska ringformigt ordnade hackmärken på framför allt gamla granar. För att säkerställa att inte revir av tretåig hackspett drabbas av avverkningsplanerna bör en inventering göras i området både under häckningstid och under vintern, då arten utnyttjar betydligt större områden än under sommarens häckningsrevir. Storleken på häckningsreviret varierar med skogstypen, förekomsten av död ved och graden av fragmentering, men är i allmänhet i storleksordningen 25–100 hektar (SLU Artdatabanken, 2024; Skogsstyrelsen, 2016).</w:t>
+      </w:r>
+    </w:p>
+    <w:p>
+      <w:r>
+        <w:t xml:space="preserve">Förutom fridlysning enligt §4 Artskyddsförordningen är tretåig hackspett även förtecknad i EU:s fågeldirektiv bilaga 1. Den är typisk art för </w:t>
+      </w:r>
+      <w:r>
+        <w:rPr>
+          <w:i/>
+        </w:rPr>
+        <w:t xml:space="preserve">9010 Taiga, 9740 Skogsbevuxen myr, 9030 Landhöjningsskog </w:t>
+      </w:r>
+      <w:r>
+        <w:t xml:space="preserve">och </w:t>
+      </w:r>
+      <w:r>
+        <w:rPr>
+          <w:i/>
+        </w:rPr>
+        <w:t>9040 Fjällbjörkskog</w:t>
+      </w:r>
+      <w:r>
+        <w:t xml:space="preserve"> samt ingår i Natura 2000 och är förtecknad i Bernkonventionen bilaga II (strikt skyddade djurarter) (SLU Artdatabanken, 2024; Skogsstyrelsen, 2016).</w:t>
+      </w:r>
+    </w:p>
+    <w:p>
+      <w:pPr>
+        <w:pStyle w:val="Heading2"/>
+      </w:pPr>
+      <w:r>
+        <w:t>Referenser – tretåig hackspett</w:t>
+      </w:r>
+    </w:p>
+    <w:p>
+      <w:r>
+        <w:t xml:space="preserve">Amcoff, M. &amp; Eriksson, P. 1996. </w:t>
+      </w:r>
+      <w:r>
+        <w:rPr>
+          <w:i/>
+        </w:rPr>
+        <w:t xml:space="preserve">Förekomst av tretåig hackspett Picoides tridactylus på bestånds- och landskapsnivå. </w:t>
+      </w:r>
+      <w:r>
+        <w:t>Ornis Svecica 6: 107–119.</w:t>
+      </w:r>
+    </w:p>
+    <w:p>
+      <w:r>
+        <w:t xml:space="preserve">Butler, R., Angelstam, P., Ekelund, P. &amp; Schlaeffer, R. 2004. </w:t>
+      </w:r>
+      <w:r>
+        <w:rPr>
+          <w:i/>
+        </w:rPr>
+        <w:t xml:space="preserve">Dead wood threshold values for the three-toed woodpecker presence in boreal and sub-Alpine forest. </w:t>
+      </w:r>
+      <w:r>
+        <w:t>Biological conservation 119(3): 305–318.</w:t>
+      </w:r>
+    </w:p>
+    <w:p>
+      <w:r>
+        <w:t xml:space="preserve">Imbeau, L. &amp; Desrochers, A. 2002. </w:t>
+      </w:r>
+      <w:r>
+        <w:rPr>
+          <w:i/>
+        </w:rPr>
+        <w:t xml:space="preserve">Foraging Ecology and Use of Drumming Trees by Three-Toed Woodpeckers. </w:t>
+      </w:r>
+      <w:r>
+        <w:t>The Journal of Wildlife Management. Vol. 66, No. 1 (Jan., 2002), pp. 222–231.</w:t>
+      </w:r>
+    </w:p>
+    <w:p>
+      <w:r>
+        <w:t xml:space="preserve">Pakkala, T., Hanski, I. &amp; Tomppo, E. 2002. </w:t>
+      </w:r>
+      <w:r>
+        <w:rPr>
+          <w:i/>
+        </w:rPr>
+        <w:t xml:space="preserve">Spatial ecology of the three-toed woodpecker in managed forest landscapes. </w:t>
+      </w:r>
+      <w:r>
+        <w:t>Silva Fennica 36(1): 279–288.</w:t>
+      </w:r>
+    </w:p>
+    <w:p>
+      <w:r>
+        <w:t xml:space="preserve">Skogsstyrelsen, 2016. </w:t>
+      </w:r>
+      <w:r>
+        <w:rPr>
+          <w:i/>
+        </w:rPr>
+        <w:t>Vägledning för hänsyn till fåglar – Tretåig hackspett.</w:t>
+      </w:r>
+    </w:p>
+    <w:p>
+      <w:r>
+        <w:t xml:space="preserve">SLU Artdatabanken, 2024. </w:t>
+      </w:r>
+      <w:r>
+        <w:rPr>
+          <w:i/>
+        </w:rPr>
+        <w:t xml:space="preserve">Artfaktablad. Naturvård – artfakta. </w:t>
+      </w:r>
+      <w:r>
+        <w:t>SLU Artdatabanken, Uppsala.</w:t>
+      </w:r>
+    </w:p>
+    <w:p>
+      <w:r>
+        <w:t xml:space="preserve">Stachura-Skierczynska, K., Tumiel, T. &amp; Skierczynski, M. 2009. </w:t>
+      </w:r>
+      <w:r>
+        <w:rPr>
+          <w:i/>
+        </w:rPr>
+        <w:t xml:space="preserve">Habitat prediction model for three-toed woodpecker and its implications for the conservation of biologically valuable forests. </w:t>
+      </w:r>
+      <w:r>
+        <w:t>Forest Ecology and Management 258(5): 697–703.</w:t>
+      </w:r>
+    </w:p>
+    <w:p>
+      <w:r>
+        <w:t xml:space="preserve">Virkkala, R. 1991. </w:t>
+      </w:r>
+      <w:r>
+        <w:rPr>
+          <w:i/>
+        </w:rPr>
+        <w:t xml:space="preserve">Population trends of forest birds in a Finnish Lapland landscape of large habitat blocks – Consequences of stochastic environmental variation or regional habitat alteration. </w:t>
+      </w:r>
+      <w:r>
+        <w:t>Biological conservation 56(2): 223–240.</w:t>
+      </w:r>
+    </w:p>
+    <w:p>
+      <w:r>
+        <w:t xml:space="preserve">Wesolowski, T., Czeszczewik, D. &amp; Rowinski, P. 2005. </w:t>
+      </w:r>
+      <w:r>
+        <w:rPr>
+          <w:i/>
+        </w:rPr>
+        <w:t xml:space="preserve">Effects of forest management on Three-toed Woodpecker Picoides tridactylus distribution in the Bialowieza Forest (NE Poland): conservation implications. </w:t>
+      </w:r>
+      <w:r>
+        <w:t>Acta Ornithologica 40(1): 53–60.</w:t>
       </w:r>
     </w:p>
     <w:sectPr>
@@ -1130,7 +1378,7 @@
     <w:r>
       <w:tab/>
       <w:tab/>
-      <w:t>2026-07-29</w:t>
+      <w:t>2026-07-30</w:t>
       <w:br/>
       <w:br/>
     </w:r>

--- a/klagomål/A 21326-2026 FSC-klagomål.docx
+++ b/klagomål/A 21326-2026 FSC-klagomål.docx
@@ -1378,7 +1378,7 @@
     <w:r>
       <w:tab/>
       <w:tab/>
-      <w:t>2026-07-30</w:t>
+      <w:t>2026-07-31</w:t>
       <w:br/>
       <w:br/>
     </w:r>
